--- a/resources/a-level-business-investment-appraisal-bike-hire/A-Level-Business-Investment-Appraisal-Bike-Hire-Teacher.docx
+++ b/resources/a-level-business-investment-appraisal-bike-hire/A-Level-Business-Investment-Appraisal-Bike-Hire-Teacher.docx
@@ -61,13 +61,13 @@
         <w:tc>
           <w:tcPr>
             <w:tcW w:type="dxa" w:w="3452"/>
-            <w:shd w:fill="142D40"/>
             <w:tcBorders>
               <w:top w:val="single" w:sz="4" w:color="D9D9D9"/>
               <w:bottom w:val="single" w:sz="4" w:color="D9D9D9"/>
               <w:left w:val="single" w:sz="4" w:color="D9D9D9"/>
               <w:right w:val="single" w:sz="4" w:color="D9D9D9"/>
             </w:tcBorders>
+            <w:shd w:fill="142D40"/>
             <w:tcMar>
               <w:top w:w="85" w:type="dxa"/>
               <w:bottom w:w="85" w:type="dxa"/>
@@ -92,13 +92,13 @@
         <w:tc>
           <w:tcPr>
             <w:tcW w:type="dxa" w:w="1218"/>
-            <w:shd w:fill="142D40"/>
             <w:tcBorders>
               <w:top w:val="single" w:sz="4" w:color="D9D9D9"/>
               <w:bottom w:val="single" w:sz="4" w:color="D9D9D9"/>
               <w:left w:val="single" w:sz="4" w:color="D9D9D9"/>
               <w:right w:val="single" w:sz="4" w:color="D9D9D9"/>
             </w:tcBorders>
+            <w:shd w:fill="142D40"/>
             <w:tcMar>
               <w:top w:w="85" w:type="dxa"/>
               <w:bottom w:w="85" w:type="dxa"/>
@@ -123,13 +123,13 @@
         <w:tc>
           <w:tcPr>
             <w:tcW w:type="dxa" w:w="5482"/>
-            <w:shd w:fill="142D40"/>
             <w:tcBorders>
               <w:top w:val="single" w:sz="4" w:color="D9D9D9"/>
               <w:bottom w:val="single" w:sz="4" w:color="D9D9D9"/>
               <w:left w:val="single" w:sz="4" w:color="D9D9D9"/>
               <w:right w:val="single" w:sz="4" w:color="D9D9D9"/>
             </w:tcBorders>
+            <w:shd w:fill="142D40"/>
             <w:tcMar>
               <w:top w:w="85" w:type="dxa"/>
               <w:bottom w:w="85" w:type="dxa"/>
@@ -156,13 +156,13 @@
         <w:tc>
           <w:tcPr>
             <w:tcW w:type="dxa" w:w="3452"/>
-            <w:shd w:fill="FFFFFF"/>
             <w:tcBorders>
               <w:top w:val="single" w:sz="4" w:color="D9D9D9"/>
               <w:bottom w:val="single" w:sz="4" w:color="D9D9D9"/>
               <w:left w:val="single" w:sz="4" w:color="D9D9D9"/>
               <w:right w:val="single" w:sz="4" w:color="D9D9D9"/>
             </w:tcBorders>
+            <w:shd w:fill="FFFFFF"/>
             <w:tcMar>
               <w:top w:w="85" w:type="dxa"/>
               <w:bottom w:w="85" w:type="dxa"/>
@@ -187,13 +187,13 @@
         <w:tc>
           <w:tcPr>
             <w:tcW w:type="dxa" w:w="1218"/>
-            <w:shd w:fill="FFFFFF"/>
             <w:tcBorders>
               <w:top w:val="single" w:sz="4" w:color="D9D9D9"/>
               <w:bottom w:val="single" w:sz="4" w:color="D9D9D9"/>
               <w:left w:val="single" w:sz="4" w:color="D9D9D9"/>
               <w:right w:val="single" w:sz="4" w:color="D9D9D9"/>
             </w:tcBorders>
+            <w:shd w:fill="FFFFFF"/>
             <w:tcMar>
               <w:top w:w="85" w:type="dxa"/>
               <w:bottom w:w="85" w:type="dxa"/>
@@ -218,13 +218,13 @@
         <w:tc>
           <w:tcPr>
             <w:tcW w:type="dxa" w:w="5482"/>
-            <w:shd w:fill="FFFFFF"/>
             <w:tcBorders>
               <w:top w:val="single" w:sz="4" w:color="D9D9D9"/>
               <w:bottom w:val="single" w:sz="4" w:color="D9D9D9"/>
               <w:left w:val="single" w:sz="4" w:color="D9D9D9"/>
               <w:right w:val="single" w:sz="4" w:color="D9D9D9"/>
             </w:tcBorders>
+            <w:shd w:fill="FFFFFF"/>
             <w:tcMar>
               <w:top w:w="85" w:type="dxa"/>
               <w:bottom w:w="85" w:type="dxa"/>
@@ -251,13 +251,13 @@
         <w:tc>
           <w:tcPr>
             <w:tcW w:type="dxa" w:w="3452"/>
-            <w:shd w:fill="F1F5F7"/>
             <w:tcBorders>
               <w:top w:val="single" w:sz="4" w:color="D9D9D9"/>
               <w:bottom w:val="single" w:sz="4" w:color="D9D9D9"/>
               <w:left w:val="single" w:sz="4" w:color="D9D9D9"/>
               <w:right w:val="single" w:sz="4" w:color="D9D9D9"/>
             </w:tcBorders>
+            <w:shd w:fill="F1F5F7"/>
             <w:tcMar>
               <w:top w:w="85" w:type="dxa"/>
               <w:bottom w:w="85" w:type="dxa"/>
@@ -282,13 +282,13 @@
         <w:tc>
           <w:tcPr>
             <w:tcW w:type="dxa" w:w="1218"/>
-            <w:shd w:fill="F1F5F7"/>
             <w:tcBorders>
               <w:top w:val="single" w:sz="4" w:color="D9D9D9"/>
               <w:bottom w:val="single" w:sz="4" w:color="D9D9D9"/>
               <w:left w:val="single" w:sz="4" w:color="D9D9D9"/>
               <w:right w:val="single" w:sz="4" w:color="D9D9D9"/>
             </w:tcBorders>
+            <w:shd w:fill="F1F5F7"/>
             <w:tcMar>
               <w:top w:w="85" w:type="dxa"/>
               <w:bottom w:w="85" w:type="dxa"/>
@@ -313,13 +313,13 @@
         <w:tc>
           <w:tcPr>
             <w:tcW w:type="dxa" w:w="5482"/>
-            <w:shd w:fill="F1F5F7"/>
             <w:tcBorders>
               <w:top w:val="single" w:sz="4" w:color="D9D9D9"/>
               <w:bottom w:val="single" w:sz="4" w:color="D9D9D9"/>
               <w:left w:val="single" w:sz="4" w:color="D9D9D9"/>
               <w:right w:val="single" w:sz="4" w:color="D9D9D9"/>
             </w:tcBorders>
+            <w:shd w:fill="F1F5F7"/>
             <w:tcMar>
               <w:top w:w="85" w:type="dxa"/>
               <w:bottom w:w="85" w:type="dxa"/>
@@ -346,13 +346,13 @@
         <w:tc>
           <w:tcPr>
             <w:tcW w:type="dxa" w:w="3452"/>
-            <w:shd w:fill="FFFFFF"/>
             <w:tcBorders>
               <w:top w:val="single" w:sz="4" w:color="D9D9D9"/>
               <w:bottom w:val="single" w:sz="4" w:color="D9D9D9"/>
               <w:left w:val="single" w:sz="4" w:color="D9D9D9"/>
               <w:right w:val="single" w:sz="4" w:color="D9D9D9"/>
             </w:tcBorders>
+            <w:shd w:fill="FFFFFF"/>
             <w:tcMar>
               <w:top w:w="85" w:type="dxa"/>
               <w:bottom w:w="85" w:type="dxa"/>
@@ -377,13 +377,13 @@
         <w:tc>
           <w:tcPr>
             <w:tcW w:type="dxa" w:w="1218"/>
-            <w:shd w:fill="FFFFFF"/>
             <w:tcBorders>
               <w:top w:val="single" w:sz="4" w:color="D9D9D9"/>
               <w:bottom w:val="single" w:sz="4" w:color="D9D9D9"/>
               <w:left w:val="single" w:sz="4" w:color="D9D9D9"/>
               <w:right w:val="single" w:sz="4" w:color="D9D9D9"/>
             </w:tcBorders>
+            <w:shd w:fill="FFFFFF"/>
             <w:tcMar>
               <w:top w:w="85" w:type="dxa"/>
               <w:bottom w:w="85" w:type="dxa"/>
@@ -408,13 +408,13 @@
         <w:tc>
           <w:tcPr>
             <w:tcW w:type="dxa" w:w="5482"/>
-            <w:shd w:fill="FFFFFF"/>
             <w:tcBorders>
               <w:top w:val="single" w:sz="4" w:color="D9D9D9"/>
               <w:bottom w:val="single" w:sz="4" w:color="D9D9D9"/>
               <w:left w:val="single" w:sz="4" w:color="D9D9D9"/>
               <w:right w:val="single" w:sz="4" w:color="D9D9D9"/>
             </w:tcBorders>
+            <w:shd w:fill="FFFFFF"/>
             <w:tcMar>
               <w:top w:w="85" w:type="dxa"/>
               <w:bottom w:w="85" w:type="dxa"/>
@@ -441,13 +441,13 @@
         <w:tc>
           <w:tcPr>
             <w:tcW w:type="dxa" w:w="3452"/>
-            <w:shd w:fill="F1F5F7"/>
             <w:tcBorders>
               <w:top w:val="single" w:sz="4" w:color="D9D9D9"/>
               <w:bottom w:val="single" w:sz="4" w:color="D9D9D9"/>
               <w:left w:val="single" w:sz="4" w:color="D9D9D9"/>
               <w:right w:val="single" w:sz="4" w:color="D9D9D9"/>
             </w:tcBorders>
+            <w:shd w:fill="F1F5F7"/>
             <w:tcMar>
               <w:top w:w="85" w:type="dxa"/>
               <w:bottom w:w="85" w:type="dxa"/>
@@ -472,13 +472,13 @@
         <w:tc>
           <w:tcPr>
             <w:tcW w:type="dxa" w:w="1218"/>
-            <w:shd w:fill="F1F5F7"/>
             <w:tcBorders>
               <w:top w:val="single" w:sz="4" w:color="D9D9D9"/>
               <w:bottom w:val="single" w:sz="4" w:color="D9D9D9"/>
               <w:left w:val="single" w:sz="4" w:color="D9D9D9"/>
               <w:right w:val="single" w:sz="4" w:color="D9D9D9"/>
             </w:tcBorders>
+            <w:shd w:fill="F1F5F7"/>
             <w:tcMar>
               <w:top w:w="85" w:type="dxa"/>
               <w:bottom w:w="85" w:type="dxa"/>
@@ -503,13 +503,13 @@
         <w:tc>
           <w:tcPr>
             <w:tcW w:type="dxa" w:w="5482"/>
-            <w:shd w:fill="F1F5F7"/>
             <w:tcBorders>
               <w:top w:val="single" w:sz="4" w:color="D9D9D9"/>
               <w:bottom w:val="single" w:sz="4" w:color="D9D9D9"/>
               <w:left w:val="single" w:sz="4" w:color="D9D9D9"/>
               <w:right w:val="single" w:sz="4" w:color="D9D9D9"/>
             </w:tcBorders>
+            <w:shd w:fill="F1F5F7"/>
             <w:tcMar>
               <w:top w:w="85" w:type="dxa"/>
               <w:bottom w:w="85" w:type="dxa"/>
@@ -536,13 +536,13 @@
         <w:tc>
           <w:tcPr>
             <w:tcW w:type="dxa" w:w="3452"/>
-            <w:shd w:fill="FFFFFF"/>
             <w:tcBorders>
               <w:top w:val="single" w:sz="4" w:color="D9D9D9"/>
               <w:bottom w:val="single" w:sz="4" w:color="D9D9D9"/>
               <w:left w:val="single" w:sz="4" w:color="D9D9D9"/>
               <w:right w:val="single" w:sz="4" w:color="D9D9D9"/>
             </w:tcBorders>
+            <w:shd w:fill="FFFFFF"/>
             <w:tcMar>
               <w:top w:w="85" w:type="dxa"/>
               <w:bottom w:w="85" w:type="dxa"/>
@@ -567,13 +567,13 @@
         <w:tc>
           <w:tcPr>
             <w:tcW w:type="dxa" w:w="1218"/>
-            <w:shd w:fill="FFFFFF"/>
             <w:tcBorders>
               <w:top w:val="single" w:sz="4" w:color="D9D9D9"/>
               <w:bottom w:val="single" w:sz="4" w:color="D9D9D9"/>
               <w:left w:val="single" w:sz="4" w:color="D9D9D9"/>
               <w:right w:val="single" w:sz="4" w:color="D9D9D9"/>
             </w:tcBorders>
+            <w:shd w:fill="FFFFFF"/>
             <w:tcMar>
               <w:top w:w="85" w:type="dxa"/>
               <w:bottom w:w="85" w:type="dxa"/>
@@ -598,13 +598,13 @@
         <w:tc>
           <w:tcPr>
             <w:tcW w:type="dxa" w:w="5482"/>
-            <w:shd w:fill="FFFFFF"/>
             <w:tcBorders>
               <w:top w:val="single" w:sz="4" w:color="D9D9D9"/>
               <w:bottom w:val="single" w:sz="4" w:color="D9D9D9"/>
               <w:left w:val="single" w:sz="4" w:color="D9D9D9"/>
               <w:right w:val="single" w:sz="4" w:color="D9D9D9"/>
             </w:tcBorders>
+            <w:shd w:fill="FFFFFF"/>
             <w:tcMar>
               <w:top w:w="85" w:type="dxa"/>
               <w:bottom w:w="85" w:type="dxa"/>
@@ -631,13 +631,13 @@
         <w:tc>
           <w:tcPr>
             <w:tcW w:type="dxa" w:w="3452"/>
-            <w:shd w:fill="F1F5F7"/>
             <w:tcBorders>
               <w:top w:val="single" w:sz="4" w:color="D9D9D9"/>
               <w:bottom w:val="single" w:sz="4" w:color="D9D9D9"/>
               <w:left w:val="single" w:sz="4" w:color="D9D9D9"/>
               <w:right w:val="single" w:sz="4" w:color="D9D9D9"/>
             </w:tcBorders>
+            <w:shd w:fill="F1F5F7"/>
             <w:tcMar>
               <w:top w:w="85" w:type="dxa"/>
               <w:bottom w:w="85" w:type="dxa"/>
@@ -662,13 +662,13 @@
         <w:tc>
           <w:tcPr>
             <w:tcW w:type="dxa" w:w="1218"/>
-            <w:shd w:fill="F1F5F7"/>
             <w:tcBorders>
               <w:top w:val="single" w:sz="4" w:color="D9D9D9"/>
               <w:bottom w:val="single" w:sz="4" w:color="D9D9D9"/>
               <w:left w:val="single" w:sz="4" w:color="D9D9D9"/>
               <w:right w:val="single" w:sz="4" w:color="D9D9D9"/>
             </w:tcBorders>
+            <w:shd w:fill="F1F5F7"/>
             <w:tcMar>
               <w:top w:w="85" w:type="dxa"/>
               <w:bottom w:w="85" w:type="dxa"/>
@@ -693,13 +693,13 @@
         <w:tc>
           <w:tcPr>
             <w:tcW w:type="dxa" w:w="5482"/>
-            <w:shd w:fill="F1F5F7"/>
             <w:tcBorders>
               <w:top w:val="single" w:sz="4" w:color="D9D9D9"/>
               <w:bottom w:val="single" w:sz="4" w:color="D9D9D9"/>
               <w:left w:val="single" w:sz="4" w:color="D9D9D9"/>
               <w:right w:val="single" w:sz="4" w:color="D9D9D9"/>
             </w:tcBorders>
+            <w:shd w:fill="F1F5F7"/>
             <w:tcMar>
               <w:top w:w="85" w:type="dxa"/>
               <w:bottom w:w="85" w:type="dxa"/>
@@ -726,13 +726,13 @@
         <w:tc>
           <w:tcPr>
             <w:tcW w:type="dxa" w:w="3452"/>
-            <w:shd w:fill="FFFFFF"/>
             <w:tcBorders>
               <w:top w:val="single" w:sz="4" w:color="D9D9D9"/>
               <w:bottom w:val="single" w:sz="4" w:color="D9D9D9"/>
               <w:left w:val="single" w:sz="4" w:color="D9D9D9"/>
               <w:right w:val="single" w:sz="4" w:color="D9D9D9"/>
             </w:tcBorders>
+            <w:shd w:fill="FFFFFF"/>
             <w:tcMar>
               <w:top w:w="85" w:type="dxa"/>
               <w:bottom w:w="85" w:type="dxa"/>
@@ -757,13 +757,13 @@
         <w:tc>
           <w:tcPr>
             <w:tcW w:type="dxa" w:w="1218"/>
-            <w:shd w:fill="FFFFFF"/>
             <w:tcBorders>
               <w:top w:val="single" w:sz="4" w:color="D9D9D9"/>
               <w:bottom w:val="single" w:sz="4" w:color="D9D9D9"/>
               <w:left w:val="single" w:sz="4" w:color="D9D9D9"/>
               <w:right w:val="single" w:sz="4" w:color="D9D9D9"/>
             </w:tcBorders>
+            <w:shd w:fill="FFFFFF"/>
             <w:tcMar>
               <w:top w:w="85" w:type="dxa"/>
               <w:bottom w:w="85" w:type="dxa"/>
@@ -788,13 +788,13 @@
         <w:tc>
           <w:tcPr>
             <w:tcW w:type="dxa" w:w="5482"/>
-            <w:shd w:fill="FFFFFF"/>
             <w:tcBorders>
               <w:top w:val="single" w:sz="4" w:color="D9D9D9"/>
               <w:bottom w:val="single" w:sz="4" w:color="D9D9D9"/>
               <w:left w:val="single" w:sz="4" w:color="D9D9D9"/>
               <w:right w:val="single" w:sz="4" w:color="D9D9D9"/>
             </w:tcBorders>
+            <w:shd w:fill="FFFFFF"/>
             <w:tcMar>
               <w:top w:w="85" w:type="dxa"/>
               <w:bottom w:w="85" w:type="dxa"/>
@@ -821,13 +821,13 @@
         <w:tc>
           <w:tcPr>
             <w:tcW w:type="dxa" w:w="3452"/>
-            <w:shd w:fill="F1F5F7"/>
             <w:tcBorders>
               <w:top w:val="single" w:sz="4" w:color="D9D9D9"/>
               <w:bottom w:val="single" w:sz="4" w:color="D9D9D9"/>
               <w:left w:val="single" w:sz="4" w:color="D9D9D9"/>
               <w:right w:val="single" w:sz="4" w:color="D9D9D9"/>
             </w:tcBorders>
+            <w:shd w:fill="F1F5F7"/>
             <w:tcMar>
               <w:top w:w="85" w:type="dxa"/>
               <w:bottom w:w="85" w:type="dxa"/>
@@ -852,13 +852,13 @@
         <w:tc>
           <w:tcPr>
             <w:tcW w:type="dxa" w:w="1218"/>
-            <w:shd w:fill="F1F5F7"/>
             <w:tcBorders>
               <w:top w:val="single" w:sz="4" w:color="D9D9D9"/>
               <w:bottom w:val="single" w:sz="4" w:color="D9D9D9"/>
               <w:left w:val="single" w:sz="4" w:color="D9D9D9"/>
               <w:right w:val="single" w:sz="4" w:color="D9D9D9"/>
             </w:tcBorders>
+            <w:shd w:fill="F1F5F7"/>
             <w:tcMar>
               <w:top w:w="85" w:type="dxa"/>
               <w:bottom w:w="85" w:type="dxa"/>
@@ -883,13 +883,13 @@
         <w:tc>
           <w:tcPr>
             <w:tcW w:type="dxa" w:w="5482"/>
-            <w:shd w:fill="F1F5F7"/>
             <w:tcBorders>
               <w:top w:val="single" w:sz="4" w:color="D9D9D9"/>
               <w:bottom w:val="single" w:sz="4" w:color="D9D9D9"/>
               <w:left w:val="single" w:sz="4" w:color="D9D9D9"/>
               <w:right w:val="single" w:sz="4" w:color="D9D9D9"/>
             </w:tcBorders>
+            <w:shd w:fill="F1F5F7"/>
             <w:tcMar>
               <w:top w:w="85" w:type="dxa"/>
               <w:bottom w:w="85" w:type="dxa"/>
@@ -960,13 +960,13 @@
         <w:tc>
           <w:tcPr>
             <w:tcW w:type="dxa" w:w="2843"/>
-            <w:shd w:fill="142D40"/>
             <w:tcBorders>
               <w:top w:val="single" w:sz="4" w:color="D9D9D9"/>
               <w:bottom w:val="single" w:sz="4" w:color="D9D9D9"/>
               <w:left w:val="single" w:sz="4" w:color="D9D9D9"/>
               <w:right w:val="single" w:sz="4" w:color="D9D9D9"/>
             </w:tcBorders>
+            <w:shd w:fill="142D40"/>
             <w:tcMar>
               <w:top w:w="85" w:type="dxa"/>
               <w:bottom w:w="85" w:type="dxa"/>
@@ -991,13 +991,13 @@
         <w:tc>
           <w:tcPr>
             <w:tcW w:type="dxa" w:w="2030"/>
-            <w:shd w:fill="142D40"/>
             <w:tcBorders>
               <w:top w:val="single" w:sz="4" w:color="D9D9D9"/>
               <w:bottom w:val="single" w:sz="4" w:color="D9D9D9"/>
               <w:left w:val="single" w:sz="4" w:color="D9D9D9"/>
               <w:right w:val="single" w:sz="4" w:color="D9D9D9"/>
             </w:tcBorders>
+            <w:shd w:fill="142D40"/>
             <w:tcMar>
               <w:top w:w="85" w:type="dxa"/>
               <w:bottom w:w="85" w:type="dxa"/>
@@ -1022,13 +1022,13 @@
         <w:tc>
           <w:tcPr>
             <w:tcW w:type="dxa" w:w="5279"/>
-            <w:shd w:fill="142D40"/>
             <w:tcBorders>
               <w:top w:val="single" w:sz="4" w:color="D9D9D9"/>
               <w:bottom w:val="single" w:sz="4" w:color="D9D9D9"/>
               <w:left w:val="single" w:sz="4" w:color="D9D9D9"/>
               <w:right w:val="single" w:sz="4" w:color="D9D9D9"/>
             </w:tcBorders>
+            <w:shd w:fill="142D40"/>
             <w:tcMar>
               <w:top w:w="85" w:type="dxa"/>
               <w:bottom w:w="85" w:type="dxa"/>
@@ -1055,13 +1055,13 @@
         <w:tc>
           <w:tcPr>
             <w:tcW w:type="dxa" w:w="2843"/>
-            <w:shd w:fill="FFFFFF"/>
             <w:tcBorders>
               <w:top w:val="single" w:sz="4" w:color="D9D9D9"/>
               <w:bottom w:val="single" w:sz="4" w:color="D9D9D9"/>
               <w:left w:val="single" w:sz="4" w:color="D9D9D9"/>
               <w:right w:val="single" w:sz="4" w:color="D9D9D9"/>
             </w:tcBorders>
+            <w:shd w:fill="FFFFFF"/>
             <w:tcMar>
               <w:top w:w="85" w:type="dxa"/>
               <w:bottom w:w="85" w:type="dxa"/>
@@ -1086,13 +1086,13 @@
         <w:tc>
           <w:tcPr>
             <w:tcW w:type="dxa" w:w="2030"/>
-            <w:shd w:fill="FFFFFF"/>
             <w:tcBorders>
               <w:top w:val="single" w:sz="4" w:color="D9D9D9"/>
               <w:bottom w:val="single" w:sz="4" w:color="D9D9D9"/>
               <w:left w:val="single" w:sz="4" w:color="D9D9D9"/>
               <w:right w:val="single" w:sz="4" w:color="D9D9D9"/>
             </w:tcBorders>
+            <w:shd w:fill="FFFFFF"/>
             <w:tcMar>
               <w:top w:w="85" w:type="dxa"/>
               <w:bottom w:w="85" w:type="dxa"/>
@@ -1117,13 +1117,13 @@
         <w:tc>
           <w:tcPr>
             <w:tcW w:type="dxa" w:w="5279"/>
-            <w:shd w:fill="FFFFFF"/>
             <w:tcBorders>
               <w:top w:val="single" w:sz="4" w:color="D9D9D9"/>
               <w:bottom w:val="single" w:sz="4" w:color="D9D9D9"/>
               <w:left w:val="single" w:sz="4" w:color="D9D9D9"/>
               <w:right w:val="single" w:sz="4" w:color="D9D9D9"/>
             </w:tcBorders>
+            <w:shd w:fill="FFFFFF"/>
             <w:tcMar>
               <w:top w:w="85" w:type="dxa"/>
               <w:bottom w:w="85" w:type="dxa"/>
@@ -1150,13 +1150,13 @@
         <w:tc>
           <w:tcPr>
             <w:tcW w:type="dxa" w:w="2843"/>
-            <w:shd w:fill="F1F5F7"/>
             <w:tcBorders>
               <w:top w:val="single" w:sz="4" w:color="D9D9D9"/>
               <w:bottom w:val="single" w:sz="4" w:color="D9D9D9"/>
               <w:left w:val="single" w:sz="4" w:color="D9D9D9"/>
               <w:right w:val="single" w:sz="4" w:color="D9D9D9"/>
             </w:tcBorders>
+            <w:shd w:fill="F1F5F7"/>
             <w:tcMar>
               <w:top w:w="85" w:type="dxa"/>
               <w:bottom w:w="85" w:type="dxa"/>
@@ -1181,13 +1181,13 @@
         <w:tc>
           <w:tcPr>
             <w:tcW w:type="dxa" w:w="2030"/>
-            <w:shd w:fill="F1F5F7"/>
             <w:tcBorders>
               <w:top w:val="single" w:sz="4" w:color="D9D9D9"/>
               <w:bottom w:val="single" w:sz="4" w:color="D9D9D9"/>
               <w:left w:val="single" w:sz="4" w:color="D9D9D9"/>
               <w:right w:val="single" w:sz="4" w:color="D9D9D9"/>
             </w:tcBorders>
+            <w:shd w:fill="F1F5F7"/>
             <w:tcMar>
               <w:top w:w="85" w:type="dxa"/>
               <w:bottom w:w="85" w:type="dxa"/>
@@ -1212,13 +1212,13 @@
         <w:tc>
           <w:tcPr>
             <w:tcW w:type="dxa" w:w="5279"/>
-            <w:shd w:fill="F1F5F7"/>
             <w:tcBorders>
               <w:top w:val="single" w:sz="4" w:color="D9D9D9"/>
               <w:bottom w:val="single" w:sz="4" w:color="D9D9D9"/>
               <w:left w:val="single" w:sz="4" w:color="D9D9D9"/>
               <w:right w:val="single" w:sz="4" w:color="D9D9D9"/>
             </w:tcBorders>
+            <w:shd w:fill="F1F5F7"/>
             <w:tcMar>
               <w:top w:w="85" w:type="dxa"/>
               <w:bottom w:w="85" w:type="dxa"/>
@@ -1262,13 +1262,13 @@
         <w:tc>
           <w:tcPr>
             <w:tcW w:type="dxa" w:w="2843"/>
-            <w:shd w:fill="142D40"/>
             <w:tcBorders>
               <w:top w:val="single" w:sz="4" w:color="D9D9D9"/>
               <w:bottom w:val="single" w:sz="4" w:color="D9D9D9"/>
               <w:left w:val="single" w:sz="4" w:color="D9D9D9"/>
               <w:right w:val="single" w:sz="4" w:color="D9D9D9"/>
             </w:tcBorders>
+            <w:shd w:fill="142D40"/>
             <w:tcMar>
               <w:top w:w="85" w:type="dxa"/>
               <w:bottom w:w="85" w:type="dxa"/>
@@ -1293,13 +1293,13 @@
         <w:tc>
           <w:tcPr>
             <w:tcW w:type="dxa" w:w="2030"/>
-            <w:shd w:fill="142D40"/>
             <w:tcBorders>
               <w:top w:val="single" w:sz="4" w:color="D9D9D9"/>
               <w:bottom w:val="single" w:sz="4" w:color="D9D9D9"/>
               <w:left w:val="single" w:sz="4" w:color="D9D9D9"/>
               <w:right w:val="single" w:sz="4" w:color="D9D9D9"/>
             </w:tcBorders>
+            <w:shd w:fill="142D40"/>
             <w:tcMar>
               <w:top w:w="85" w:type="dxa"/>
               <w:bottom w:w="85" w:type="dxa"/>
@@ -1324,13 +1324,13 @@
         <w:tc>
           <w:tcPr>
             <w:tcW w:type="dxa" w:w="5279"/>
-            <w:shd w:fill="142D40"/>
             <w:tcBorders>
               <w:top w:val="single" w:sz="4" w:color="D9D9D9"/>
               <w:bottom w:val="single" w:sz="4" w:color="D9D9D9"/>
               <w:left w:val="single" w:sz="4" w:color="D9D9D9"/>
               <w:right w:val="single" w:sz="4" w:color="D9D9D9"/>
             </w:tcBorders>
+            <w:shd w:fill="142D40"/>
             <w:tcMar>
               <w:top w:w="85" w:type="dxa"/>
               <w:bottom w:w="85" w:type="dxa"/>
@@ -1357,13 +1357,13 @@
         <w:tc>
           <w:tcPr>
             <w:tcW w:type="dxa" w:w="2843"/>
-            <w:shd w:fill="FFFFFF"/>
             <w:tcBorders>
               <w:top w:val="single" w:sz="4" w:color="D9D9D9"/>
               <w:bottom w:val="single" w:sz="4" w:color="D9D9D9"/>
               <w:left w:val="single" w:sz="4" w:color="D9D9D9"/>
               <w:right w:val="single" w:sz="4" w:color="D9D9D9"/>
             </w:tcBorders>
+            <w:shd w:fill="FFFFFF"/>
             <w:tcMar>
               <w:top w:w="85" w:type="dxa"/>
               <w:bottom w:w="85" w:type="dxa"/>
@@ -1388,13 +1388,13 @@
         <w:tc>
           <w:tcPr>
             <w:tcW w:type="dxa" w:w="2030"/>
-            <w:shd w:fill="FFFFFF"/>
             <w:tcBorders>
               <w:top w:val="single" w:sz="4" w:color="D9D9D9"/>
               <w:bottom w:val="single" w:sz="4" w:color="D9D9D9"/>
               <w:left w:val="single" w:sz="4" w:color="D9D9D9"/>
               <w:right w:val="single" w:sz="4" w:color="D9D9D9"/>
             </w:tcBorders>
+            <w:shd w:fill="FFFFFF"/>
             <w:tcMar>
               <w:top w:w="85" w:type="dxa"/>
               <w:bottom w:w="85" w:type="dxa"/>
@@ -1419,13 +1419,13 @@
         <w:tc>
           <w:tcPr>
             <w:tcW w:type="dxa" w:w="5279"/>
-            <w:shd w:fill="FFFFFF"/>
             <w:tcBorders>
               <w:top w:val="single" w:sz="4" w:color="D9D9D9"/>
               <w:bottom w:val="single" w:sz="4" w:color="D9D9D9"/>
               <w:left w:val="single" w:sz="4" w:color="D9D9D9"/>
               <w:right w:val="single" w:sz="4" w:color="D9D9D9"/>
             </w:tcBorders>
+            <w:shd w:fill="FFFFFF"/>
             <w:tcMar>
               <w:top w:w="85" w:type="dxa"/>
               <w:bottom w:w="85" w:type="dxa"/>
@@ -1452,13 +1452,13 @@
         <w:tc>
           <w:tcPr>
             <w:tcW w:type="dxa" w:w="2843"/>
-            <w:shd w:fill="F1F5F7"/>
             <w:tcBorders>
               <w:top w:val="single" w:sz="4" w:color="D9D9D9"/>
               <w:bottom w:val="single" w:sz="4" w:color="D9D9D9"/>
               <w:left w:val="single" w:sz="4" w:color="D9D9D9"/>
               <w:right w:val="single" w:sz="4" w:color="D9D9D9"/>
             </w:tcBorders>
+            <w:shd w:fill="F1F5F7"/>
             <w:tcMar>
               <w:top w:w="85" w:type="dxa"/>
               <w:bottom w:w="85" w:type="dxa"/>
@@ -1483,13 +1483,13 @@
         <w:tc>
           <w:tcPr>
             <w:tcW w:type="dxa" w:w="2030"/>
-            <w:shd w:fill="F1F5F7"/>
             <w:tcBorders>
               <w:top w:val="single" w:sz="4" w:color="D9D9D9"/>
               <w:bottom w:val="single" w:sz="4" w:color="D9D9D9"/>
               <w:left w:val="single" w:sz="4" w:color="D9D9D9"/>
               <w:right w:val="single" w:sz="4" w:color="D9D9D9"/>
             </w:tcBorders>
+            <w:shd w:fill="F1F5F7"/>
             <w:tcMar>
               <w:top w:w="85" w:type="dxa"/>
               <w:bottom w:w="85" w:type="dxa"/>
@@ -1514,13 +1514,13 @@
         <w:tc>
           <w:tcPr>
             <w:tcW w:type="dxa" w:w="5279"/>
-            <w:shd w:fill="F1F5F7"/>
             <w:tcBorders>
               <w:top w:val="single" w:sz="4" w:color="D9D9D9"/>
               <w:bottom w:val="single" w:sz="4" w:color="D9D9D9"/>
               <w:left w:val="single" w:sz="4" w:color="D9D9D9"/>
               <w:right w:val="single" w:sz="4" w:color="D9D9D9"/>
             </w:tcBorders>
+            <w:shd w:fill="F1F5F7"/>
             <w:tcMar>
               <w:top w:w="85" w:type="dxa"/>
               <w:bottom w:w="85" w:type="dxa"/>
@@ -1588,13 +1588,13 @@
         <w:tc>
           <w:tcPr>
             <w:tcW w:type="dxa" w:w="3452"/>
-            <w:shd w:fill="142D40"/>
             <w:tcBorders>
               <w:top w:val="single" w:sz="4" w:color="D9D9D9"/>
               <w:bottom w:val="single" w:sz="4" w:color="D9D9D9"/>
               <w:left w:val="single" w:sz="4" w:color="D9D9D9"/>
               <w:right w:val="single" w:sz="4" w:color="D9D9D9"/>
             </w:tcBorders>
+            <w:shd w:fill="142D40"/>
             <w:tcMar>
               <w:top w:w="85" w:type="dxa"/>
               <w:bottom w:w="85" w:type="dxa"/>
@@ -1619,13 +1619,13 @@
         <w:tc>
           <w:tcPr>
             <w:tcW w:type="dxa" w:w="2030"/>
-            <w:shd w:fill="142D40"/>
             <w:tcBorders>
               <w:top w:val="single" w:sz="4" w:color="D9D9D9"/>
               <w:bottom w:val="single" w:sz="4" w:color="D9D9D9"/>
               <w:left w:val="single" w:sz="4" w:color="D9D9D9"/>
               <w:right w:val="single" w:sz="4" w:color="D9D9D9"/>
             </w:tcBorders>
+            <w:shd w:fill="142D40"/>
             <w:tcMar>
               <w:top w:w="85" w:type="dxa"/>
               <w:bottom w:w="85" w:type="dxa"/>
@@ -1650,13 +1650,13 @@
         <w:tc>
           <w:tcPr>
             <w:tcW w:type="dxa" w:w="2335"/>
-            <w:shd w:fill="142D40"/>
             <w:tcBorders>
               <w:top w:val="single" w:sz="4" w:color="D9D9D9"/>
               <w:bottom w:val="single" w:sz="4" w:color="D9D9D9"/>
               <w:left w:val="single" w:sz="4" w:color="D9D9D9"/>
               <w:right w:val="single" w:sz="4" w:color="D9D9D9"/>
             </w:tcBorders>
+            <w:shd w:fill="142D40"/>
             <w:tcMar>
               <w:top w:w="85" w:type="dxa"/>
               <w:bottom w:w="85" w:type="dxa"/>
@@ -1681,13 +1681,13 @@
         <w:tc>
           <w:tcPr>
             <w:tcW w:type="dxa" w:w="2335"/>
-            <w:shd w:fill="142D40"/>
             <w:tcBorders>
               <w:top w:val="single" w:sz="4" w:color="D9D9D9"/>
               <w:bottom w:val="single" w:sz="4" w:color="D9D9D9"/>
               <w:left w:val="single" w:sz="4" w:color="D9D9D9"/>
               <w:right w:val="single" w:sz="4" w:color="D9D9D9"/>
             </w:tcBorders>
+            <w:shd w:fill="142D40"/>
             <w:tcMar>
               <w:top w:w="85" w:type="dxa"/>
               <w:bottom w:w="85" w:type="dxa"/>
@@ -1714,13 +1714,13 @@
         <w:tc>
           <w:tcPr>
             <w:tcW w:type="dxa" w:w="3452"/>
-            <w:shd w:fill="FFFFFF"/>
             <w:tcBorders>
               <w:top w:val="single" w:sz="4" w:color="D9D9D9"/>
               <w:bottom w:val="single" w:sz="4" w:color="D9D9D9"/>
               <w:left w:val="single" w:sz="4" w:color="D9D9D9"/>
               <w:right w:val="single" w:sz="4" w:color="D9D9D9"/>
             </w:tcBorders>
+            <w:shd w:fill="FFFFFF"/>
             <w:tcMar>
               <w:top w:w="85" w:type="dxa"/>
               <w:bottom w:w="85" w:type="dxa"/>
@@ -1745,13 +1745,13 @@
         <w:tc>
           <w:tcPr>
             <w:tcW w:type="dxa" w:w="2030"/>
-            <w:shd w:fill="FFFFFF"/>
             <w:tcBorders>
               <w:top w:val="single" w:sz="4" w:color="D9D9D9"/>
               <w:bottom w:val="single" w:sz="4" w:color="D9D9D9"/>
               <w:left w:val="single" w:sz="4" w:color="D9D9D9"/>
               <w:right w:val="single" w:sz="4" w:color="D9D9D9"/>
             </w:tcBorders>
+            <w:shd w:fill="FFFFFF"/>
             <w:tcMar>
               <w:top w:w="85" w:type="dxa"/>
               <w:bottom w:w="85" w:type="dxa"/>
@@ -1776,13 +1776,13 @@
         <w:tc>
           <w:tcPr>
             <w:tcW w:type="dxa" w:w="2335"/>
-            <w:shd w:fill="FFFFFF"/>
             <w:tcBorders>
               <w:top w:val="single" w:sz="4" w:color="D9D9D9"/>
               <w:bottom w:val="single" w:sz="4" w:color="D9D9D9"/>
               <w:left w:val="single" w:sz="4" w:color="D9D9D9"/>
               <w:right w:val="single" w:sz="4" w:color="D9D9D9"/>
             </w:tcBorders>
+            <w:shd w:fill="FFFFFF"/>
             <w:tcMar>
               <w:top w:w="85" w:type="dxa"/>
               <w:bottom w:w="85" w:type="dxa"/>
@@ -1807,13 +1807,13 @@
         <w:tc>
           <w:tcPr>
             <w:tcW w:type="dxa" w:w="2335"/>
-            <w:shd w:fill="FFFFFF"/>
             <w:tcBorders>
               <w:top w:val="single" w:sz="4" w:color="D9D9D9"/>
               <w:bottom w:val="single" w:sz="4" w:color="D9D9D9"/>
               <w:left w:val="single" w:sz="4" w:color="D9D9D9"/>
               <w:right w:val="single" w:sz="4" w:color="D9D9D9"/>
             </w:tcBorders>
+            <w:shd w:fill="FFFFFF"/>
             <w:tcMar>
               <w:top w:w="85" w:type="dxa"/>
               <w:bottom w:w="85" w:type="dxa"/>
@@ -1840,13 +1840,13 @@
         <w:tc>
           <w:tcPr>
             <w:tcW w:type="dxa" w:w="3452"/>
-            <w:shd w:fill="F1F5F7"/>
             <w:tcBorders>
               <w:top w:val="single" w:sz="4" w:color="D9D9D9"/>
               <w:bottom w:val="single" w:sz="4" w:color="D9D9D9"/>
               <w:left w:val="single" w:sz="4" w:color="D9D9D9"/>
               <w:right w:val="single" w:sz="4" w:color="D9D9D9"/>
             </w:tcBorders>
+            <w:shd w:fill="F1F5F7"/>
             <w:tcMar>
               <w:top w:w="85" w:type="dxa"/>
               <w:bottom w:w="85" w:type="dxa"/>
@@ -1871,13 +1871,13 @@
         <w:tc>
           <w:tcPr>
             <w:tcW w:type="dxa" w:w="2030"/>
-            <w:shd w:fill="F1F5F7"/>
             <w:tcBorders>
               <w:top w:val="single" w:sz="4" w:color="D9D9D9"/>
               <w:bottom w:val="single" w:sz="4" w:color="D9D9D9"/>
               <w:left w:val="single" w:sz="4" w:color="D9D9D9"/>
               <w:right w:val="single" w:sz="4" w:color="D9D9D9"/>
             </w:tcBorders>
+            <w:shd w:fill="F1F5F7"/>
             <w:tcMar>
               <w:top w:w="85" w:type="dxa"/>
               <w:bottom w:w="85" w:type="dxa"/>
@@ -1902,13 +1902,13 @@
         <w:tc>
           <w:tcPr>
             <w:tcW w:type="dxa" w:w="2335"/>
-            <w:shd w:fill="F1F5F7"/>
             <w:tcBorders>
               <w:top w:val="single" w:sz="4" w:color="D9D9D9"/>
               <w:bottom w:val="single" w:sz="4" w:color="D9D9D9"/>
               <w:left w:val="single" w:sz="4" w:color="D9D9D9"/>
               <w:right w:val="single" w:sz="4" w:color="D9D9D9"/>
             </w:tcBorders>
+            <w:shd w:fill="F1F5F7"/>
             <w:tcMar>
               <w:top w:w="85" w:type="dxa"/>
               <w:bottom w:w="85" w:type="dxa"/>
@@ -1933,13 +1933,13 @@
         <w:tc>
           <w:tcPr>
             <w:tcW w:type="dxa" w:w="2335"/>
-            <w:shd w:fill="F1F5F7"/>
             <w:tcBorders>
               <w:top w:val="single" w:sz="4" w:color="D9D9D9"/>
               <w:bottom w:val="single" w:sz="4" w:color="D9D9D9"/>
               <w:left w:val="single" w:sz="4" w:color="D9D9D9"/>
               <w:right w:val="single" w:sz="4" w:color="D9D9D9"/>
             </w:tcBorders>
+            <w:shd w:fill="F1F5F7"/>
             <w:tcMar>
               <w:top w:w="85" w:type="dxa"/>
               <w:bottom w:w="85" w:type="dxa"/>
@@ -1966,13 +1966,13 @@
         <w:tc>
           <w:tcPr>
             <w:tcW w:type="dxa" w:w="3452"/>
-            <w:shd w:fill="FFFFFF"/>
             <w:tcBorders>
               <w:top w:val="single" w:sz="4" w:color="D9D9D9"/>
               <w:bottom w:val="single" w:sz="4" w:color="D9D9D9"/>
               <w:left w:val="single" w:sz="4" w:color="D9D9D9"/>
               <w:right w:val="single" w:sz="4" w:color="D9D9D9"/>
             </w:tcBorders>
+            <w:shd w:fill="FFFFFF"/>
             <w:tcMar>
               <w:top w:w="85" w:type="dxa"/>
               <w:bottom w:w="85" w:type="dxa"/>
@@ -1997,13 +1997,13 @@
         <w:tc>
           <w:tcPr>
             <w:tcW w:type="dxa" w:w="2030"/>
-            <w:shd w:fill="FFFFFF"/>
             <w:tcBorders>
               <w:top w:val="single" w:sz="4" w:color="D9D9D9"/>
               <w:bottom w:val="single" w:sz="4" w:color="D9D9D9"/>
               <w:left w:val="single" w:sz="4" w:color="D9D9D9"/>
               <w:right w:val="single" w:sz="4" w:color="D9D9D9"/>
             </w:tcBorders>
+            <w:shd w:fill="FFFFFF"/>
             <w:tcMar>
               <w:top w:w="85" w:type="dxa"/>
               <w:bottom w:w="85" w:type="dxa"/>
@@ -2028,13 +2028,13 @@
         <w:tc>
           <w:tcPr>
             <w:tcW w:type="dxa" w:w="2335"/>
-            <w:shd w:fill="FFFFFF"/>
             <w:tcBorders>
               <w:top w:val="single" w:sz="4" w:color="D9D9D9"/>
               <w:bottom w:val="single" w:sz="4" w:color="D9D9D9"/>
               <w:left w:val="single" w:sz="4" w:color="D9D9D9"/>
               <w:right w:val="single" w:sz="4" w:color="D9D9D9"/>
             </w:tcBorders>
+            <w:shd w:fill="FFFFFF"/>
             <w:tcMar>
               <w:top w:w="85" w:type="dxa"/>
               <w:bottom w:w="85" w:type="dxa"/>
@@ -2059,13 +2059,13 @@
         <w:tc>
           <w:tcPr>
             <w:tcW w:type="dxa" w:w="2335"/>
-            <w:shd w:fill="FFFFFF"/>
             <w:tcBorders>
               <w:top w:val="single" w:sz="4" w:color="D9D9D9"/>
               <w:bottom w:val="single" w:sz="4" w:color="D9D9D9"/>
               <w:left w:val="single" w:sz="4" w:color="D9D9D9"/>
               <w:right w:val="single" w:sz="4" w:color="D9D9D9"/>
             </w:tcBorders>
+            <w:shd w:fill="FFFFFF"/>
             <w:tcMar>
               <w:top w:w="85" w:type="dxa"/>
               <w:bottom w:w="85" w:type="dxa"/>
@@ -2092,13 +2092,13 @@
         <w:tc>
           <w:tcPr>
             <w:tcW w:type="dxa" w:w="3452"/>
-            <w:shd w:fill="F1F5F7"/>
             <w:tcBorders>
               <w:top w:val="single" w:sz="4" w:color="D9D9D9"/>
               <w:bottom w:val="single" w:sz="4" w:color="D9D9D9"/>
               <w:left w:val="single" w:sz="4" w:color="D9D9D9"/>
               <w:right w:val="single" w:sz="4" w:color="D9D9D9"/>
             </w:tcBorders>
+            <w:shd w:fill="F1F5F7"/>
             <w:tcMar>
               <w:top w:w="85" w:type="dxa"/>
               <w:bottom w:w="85" w:type="dxa"/>
@@ -2123,13 +2123,13 @@
         <w:tc>
           <w:tcPr>
             <w:tcW w:type="dxa" w:w="2030"/>
-            <w:shd w:fill="F1F5F7"/>
             <w:tcBorders>
               <w:top w:val="single" w:sz="4" w:color="D9D9D9"/>
               <w:bottom w:val="single" w:sz="4" w:color="D9D9D9"/>
               <w:left w:val="single" w:sz="4" w:color="D9D9D9"/>
               <w:right w:val="single" w:sz="4" w:color="D9D9D9"/>
             </w:tcBorders>
+            <w:shd w:fill="F1F5F7"/>
             <w:tcMar>
               <w:top w:w="85" w:type="dxa"/>
               <w:bottom w:w="85" w:type="dxa"/>
@@ -2154,13 +2154,13 @@
         <w:tc>
           <w:tcPr>
             <w:tcW w:type="dxa" w:w="2335"/>
-            <w:shd w:fill="F1F5F7"/>
             <w:tcBorders>
               <w:top w:val="single" w:sz="4" w:color="D9D9D9"/>
               <w:bottom w:val="single" w:sz="4" w:color="D9D9D9"/>
               <w:left w:val="single" w:sz="4" w:color="D9D9D9"/>
               <w:right w:val="single" w:sz="4" w:color="D9D9D9"/>
             </w:tcBorders>
+            <w:shd w:fill="F1F5F7"/>
             <w:tcMar>
               <w:top w:w="85" w:type="dxa"/>
               <w:bottom w:w="85" w:type="dxa"/>
@@ -2185,13 +2185,13 @@
         <w:tc>
           <w:tcPr>
             <w:tcW w:type="dxa" w:w="2335"/>
-            <w:shd w:fill="F1F5F7"/>
             <w:tcBorders>
               <w:top w:val="single" w:sz="4" w:color="D9D9D9"/>
               <w:bottom w:val="single" w:sz="4" w:color="D9D9D9"/>
               <w:left w:val="single" w:sz="4" w:color="D9D9D9"/>
               <w:right w:val="single" w:sz="4" w:color="D9D9D9"/>
             </w:tcBorders>
+            <w:shd w:fill="F1F5F7"/>
             <w:tcMar>
               <w:top w:w="85" w:type="dxa"/>
               <w:bottom w:w="85" w:type="dxa"/>
@@ -2218,13 +2218,13 @@
         <w:tc>
           <w:tcPr>
             <w:tcW w:type="dxa" w:w="3452"/>
-            <w:shd w:fill="FFFFFF"/>
             <w:tcBorders>
               <w:top w:val="single" w:sz="4" w:color="D9D9D9"/>
               <w:bottom w:val="single" w:sz="4" w:color="D9D9D9"/>
               <w:left w:val="single" w:sz="4" w:color="D9D9D9"/>
               <w:right w:val="single" w:sz="4" w:color="D9D9D9"/>
             </w:tcBorders>
+            <w:shd w:fill="FFFFFF"/>
             <w:tcMar>
               <w:top w:w="85" w:type="dxa"/>
               <w:bottom w:w="85" w:type="dxa"/>
@@ -2249,13 +2249,13 @@
         <w:tc>
           <w:tcPr>
             <w:tcW w:type="dxa" w:w="2030"/>
-            <w:shd w:fill="FFFFFF"/>
             <w:tcBorders>
               <w:top w:val="single" w:sz="4" w:color="D9D9D9"/>
               <w:bottom w:val="single" w:sz="4" w:color="D9D9D9"/>
               <w:left w:val="single" w:sz="4" w:color="D9D9D9"/>
               <w:right w:val="single" w:sz="4" w:color="D9D9D9"/>
             </w:tcBorders>
+            <w:shd w:fill="FFFFFF"/>
             <w:tcMar>
               <w:top w:w="85" w:type="dxa"/>
               <w:bottom w:w="85" w:type="dxa"/>
@@ -2279,13 +2279,13 @@
         <w:tc>
           <w:tcPr>
             <w:tcW w:type="dxa" w:w="2335"/>
-            <w:shd w:fill="FFFFFF"/>
             <w:tcBorders>
               <w:top w:val="single" w:sz="4" w:color="D9D9D9"/>
               <w:bottom w:val="single" w:sz="4" w:color="D9D9D9"/>
               <w:left w:val="single" w:sz="4" w:color="D9D9D9"/>
               <w:right w:val="single" w:sz="4" w:color="D9D9D9"/>
             </w:tcBorders>
+            <w:shd w:fill="FFFFFF"/>
             <w:tcMar>
               <w:top w:w="85" w:type="dxa"/>
               <w:bottom w:w="85" w:type="dxa"/>
@@ -2310,13 +2310,13 @@
         <w:tc>
           <w:tcPr>
             <w:tcW w:type="dxa" w:w="2335"/>
-            <w:shd w:fill="FFFFFF"/>
             <w:tcBorders>
               <w:top w:val="single" w:sz="4" w:color="D9D9D9"/>
               <w:bottom w:val="single" w:sz="4" w:color="D9D9D9"/>
               <w:left w:val="single" w:sz="4" w:color="D9D9D9"/>
               <w:right w:val="single" w:sz="4" w:color="D9D9D9"/>
             </w:tcBorders>
+            <w:shd w:fill="FFFFFF"/>
             <w:tcMar>
               <w:top w:w="85" w:type="dxa"/>
               <w:bottom w:w="85" w:type="dxa"/>
@@ -2343,13 +2343,13 @@
         <w:tc>
           <w:tcPr>
             <w:tcW w:type="dxa" w:w="3452"/>
-            <w:shd w:fill="F1F5F7"/>
             <w:tcBorders>
               <w:top w:val="single" w:sz="4" w:color="D9D9D9"/>
               <w:bottom w:val="single" w:sz="4" w:color="D9D9D9"/>
               <w:left w:val="single" w:sz="4" w:color="D9D9D9"/>
               <w:right w:val="single" w:sz="4" w:color="D9D9D9"/>
             </w:tcBorders>
+            <w:shd w:fill="F1F5F7"/>
             <w:tcMar>
               <w:top w:w="85" w:type="dxa"/>
               <w:bottom w:w="85" w:type="dxa"/>
@@ -2374,13 +2374,13 @@
         <w:tc>
           <w:tcPr>
             <w:tcW w:type="dxa" w:w="2030"/>
-            <w:shd w:fill="F1F5F7"/>
             <w:tcBorders>
               <w:top w:val="single" w:sz="4" w:color="D9D9D9"/>
               <w:bottom w:val="single" w:sz="4" w:color="D9D9D9"/>
               <w:left w:val="single" w:sz="4" w:color="D9D9D9"/>
               <w:right w:val="single" w:sz="4" w:color="D9D9D9"/>
             </w:tcBorders>
+            <w:shd w:fill="F1F5F7"/>
             <w:tcMar>
               <w:top w:w="85" w:type="dxa"/>
               <w:bottom w:w="85" w:type="dxa"/>
@@ -2404,13 +2404,13 @@
         <w:tc>
           <w:tcPr>
             <w:tcW w:type="dxa" w:w="2335"/>
-            <w:shd w:fill="F1F5F7"/>
             <w:tcBorders>
               <w:top w:val="single" w:sz="4" w:color="D9D9D9"/>
               <w:bottom w:val="single" w:sz="4" w:color="D9D9D9"/>
               <w:left w:val="single" w:sz="4" w:color="D9D9D9"/>
               <w:right w:val="single" w:sz="4" w:color="D9D9D9"/>
             </w:tcBorders>
+            <w:shd w:fill="F1F5F7"/>
             <w:tcMar>
               <w:top w:w="85" w:type="dxa"/>
               <w:bottom w:w="85" w:type="dxa"/>
@@ -2435,13 +2435,13 @@
         <w:tc>
           <w:tcPr>
             <w:tcW w:type="dxa" w:w="2335"/>
-            <w:shd w:fill="F1F5F7"/>
             <w:tcBorders>
               <w:top w:val="single" w:sz="4" w:color="D9D9D9"/>
               <w:bottom w:val="single" w:sz="4" w:color="D9D9D9"/>
               <w:left w:val="single" w:sz="4" w:color="D9D9D9"/>
               <w:right w:val="single" w:sz="4" w:color="D9D9D9"/>
             </w:tcBorders>
+            <w:shd w:fill="F1F5F7"/>
             <w:tcMar>
               <w:top w:w="85" w:type="dxa"/>
               <w:bottom w:w="85" w:type="dxa"/>
@@ -2468,13 +2468,13 @@
         <w:tc>
           <w:tcPr>
             <w:tcW w:type="dxa" w:w="3452"/>
-            <w:shd w:fill="FFFFFF"/>
             <w:tcBorders>
               <w:top w:val="single" w:sz="4" w:color="D9D9D9"/>
               <w:bottom w:val="single" w:sz="4" w:color="D9D9D9"/>
               <w:left w:val="single" w:sz="4" w:color="D9D9D9"/>
               <w:right w:val="single" w:sz="4" w:color="D9D9D9"/>
             </w:tcBorders>
+            <w:shd w:fill="FFFFFF"/>
             <w:tcMar>
               <w:top w:w="85" w:type="dxa"/>
               <w:bottom w:w="85" w:type="dxa"/>
@@ -2499,13 +2499,13 @@
         <w:tc>
           <w:tcPr>
             <w:tcW w:type="dxa" w:w="2030"/>
-            <w:shd w:fill="FFFFFF"/>
             <w:tcBorders>
               <w:top w:val="single" w:sz="4" w:color="D9D9D9"/>
               <w:bottom w:val="single" w:sz="4" w:color="D9D9D9"/>
               <w:left w:val="single" w:sz="4" w:color="D9D9D9"/>
               <w:right w:val="single" w:sz="4" w:color="D9D9D9"/>
             </w:tcBorders>
+            <w:shd w:fill="FFFFFF"/>
             <w:tcMar>
               <w:top w:w="85" w:type="dxa"/>
               <w:bottom w:w="85" w:type="dxa"/>
@@ -2529,13 +2529,13 @@
         <w:tc>
           <w:tcPr>
             <w:tcW w:type="dxa" w:w="2335"/>
-            <w:shd w:fill="FFFFFF"/>
             <w:tcBorders>
               <w:top w:val="single" w:sz="4" w:color="D9D9D9"/>
               <w:bottom w:val="single" w:sz="4" w:color="D9D9D9"/>
               <w:left w:val="single" w:sz="4" w:color="D9D9D9"/>
               <w:right w:val="single" w:sz="4" w:color="D9D9D9"/>
             </w:tcBorders>
+            <w:shd w:fill="FFFFFF"/>
             <w:tcMar>
               <w:top w:w="85" w:type="dxa"/>
               <w:bottom w:w="85" w:type="dxa"/>
@@ -2560,13 +2560,13 @@
         <w:tc>
           <w:tcPr>
             <w:tcW w:type="dxa" w:w="2335"/>
-            <w:shd w:fill="FFFFFF"/>
             <w:tcBorders>
               <w:top w:val="single" w:sz="4" w:color="D9D9D9"/>
               <w:bottom w:val="single" w:sz="4" w:color="D9D9D9"/>
               <w:left w:val="single" w:sz="4" w:color="D9D9D9"/>
               <w:right w:val="single" w:sz="4" w:color="D9D9D9"/>
             </w:tcBorders>
+            <w:shd w:fill="FFFFFF"/>
             <w:tcMar>
               <w:top w:w="85" w:type="dxa"/>
               <w:bottom w:w="85" w:type="dxa"/>
@@ -2638,13 +2638,13 @@
         <w:tc>
           <w:tcPr>
             <w:tcW w:type="dxa" w:w="2233"/>
-            <w:shd w:fill="142D40"/>
             <w:tcBorders>
               <w:top w:val="single" w:sz="4" w:color="D9D9D9"/>
               <w:bottom w:val="single" w:sz="4" w:color="D9D9D9"/>
               <w:left w:val="single" w:sz="4" w:color="D9D9D9"/>
               <w:right w:val="single" w:sz="4" w:color="D9D9D9"/>
             </w:tcBorders>
+            <w:shd w:fill="142D40"/>
             <w:tcMar>
               <w:top w:w="85" w:type="dxa"/>
               <w:bottom w:w="85" w:type="dxa"/>
@@ -2669,13 +2669,13 @@
         <w:tc>
           <w:tcPr>
             <w:tcW w:type="dxa" w:w="2640"/>
-            <w:shd w:fill="142D40"/>
             <w:tcBorders>
               <w:top w:val="single" w:sz="4" w:color="D9D9D9"/>
               <w:bottom w:val="single" w:sz="4" w:color="D9D9D9"/>
               <w:left w:val="single" w:sz="4" w:color="D9D9D9"/>
               <w:right w:val="single" w:sz="4" w:color="D9D9D9"/>
             </w:tcBorders>
+            <w:shd w:fill="142D40"/>
             <w:tcMar>
               <w:top w:w="85" w:type="dxa"/>
               <w:bottom w:w="85" w:type="dxa"/>
@@ -2700,13 +2700,13 @@
         <w:tc>
           <w:tcPr>
             <w:tcW w:type="dxa" w:w="5279"/>
-            <w:shd w:fill="142D40"/>
             <w:tcBorders>
               <w:top w:val="single" w:sz="4" w:color="D9D9D9"/>
               <w:bottom w:val="single" w:sz="4" w:color="D9D9D9"/>
               <w:left w:val="single" w:sz="4" w:color="D9D9D9"/>
               <w:right w:val="single" w:sz="4" w:color="D9D9D9"/>
             </w:tcBorders>
+            <w:shd w:fill="142D40"/>
             <w:tcMar>
               <w:top w:w="85" w:type="dxa"/>
               <w:bottom w:w="85" w:type="dxa"/>
@@ -2733,13 +2733,13 @@
         <w:tc>
           <w:tcPr>
             <w:tcW w:type="dxa" w:w="2233"/>
-            <w:shd w:fill="FFFFFF"/>
             <w:tcBorders>
               <w:top w:val="single" w:sz="4" w:color="D9D9D9"/>
               <w:bottom w:val="single" w:sz="4" w:color="D9D9D9"/>
               <w:left w:val="single" w:sz="4" w:color="D9D9D9"/>
               <w:right w:val="single" w:sz="4" w:color="D9D9D9"/>
             </w:tcBorders>
+            <w:shd w:fill="FFFFFF"/>
             <w:tcMar>
               <w:top w:w="85" w:type="dxa"/>
               <w:bottom w:w="85" w:type="dxa"/>
@@ -2764,13 +2764,13 @@
         <w:tc>
           <w:tcPr>
             <w:tcW w:type="dxa" w:w="2640"/>
-            <w:shd w:fill="FFFFFF"/>
             <w:tcBorders>
               <w:top w:val="single" w:sz="4" w:color="D9D9D9"/>
               <w:bottom w:val="single" w:sz="4" w:color="D9D9D9"/>
               <w:left w:val="single" w:sz="4" w:color="D9D9D9"/>
               <w:right w:val="single" w:sz="4" w:color="D9D9D9"/>
             </w:tcBorders>
+            <w:shd w:fill="FFFFFF"/>
             <w:tcMar>
               <w:top w:w="85" w:type="dxa"/>
               <w:bottom w:w="85" w:type="dxa"/>
@@ -2795,13 +2795,13 @@
         <w:tc>
           <w:tcPr>
             <w:tcW w:type="dxa" w:w="5279"/>
-            <w:shd w:fill="FFFFFF"/>
             <w:tcBorders>
               <w:top w:val="single" w:sz="4" w:color="D9D9D9"/>
               <w:bottom w:val="single" w:sz="4" w:color="D9D9D9"/>
               <w:left w:val="single" w:sz="4" w:color="D9D9D9"/>
               <w:right w:val="single" w:sz="4" w:color="D9D9D9"/>
             </w:tcBorders>
+            <w:shd w:fill="FFFFFF"/>
             <w:tcMar>
               <w:top w:w="85" w:type="dxa"/>
               <w:bottom w:w="85" w:type="dxa"/>
@@ -2828,13 +2828,13 @@
         <w:tc>
           <w:tcPr>
             <w:tcW w:type="dxa" w:w="2233"/>
-            <w:shd w:fill="F1F5F7"/>
             <w:tcBorders>
               <w:top w:val="single" w:sz="4" w:color="D9D9D9"/>
               <w:bottom w:val="single" w:sz="4" w:color="D9D9D9"/>
               <w:left w:val="single" w:sz="4" w:color="D9D9D9"/>
               <w:right w:val="single" w:sz="4" w:color="D9D9D9"/>
             </w:tcBorders>
+            <w:shd w:fill="F1F5F7"/>
             <w:tcMar>
               <w:top w:w="85" w:type="dxa"/>
               <w:bottom w:w="85" w:type="dxa"/>
@@ -2859,13 +2859,13 @@
         <w:tc>
           <w:tcPr>
             <w:tcW w:type="dxa" w:w="2640"/>
-            <w:shd w:fill="F1F5F7"/>
             <w:tcBorders>
               <w:top w:val="single" w:sz="4" w:color="D9D9D9"/>
               <w:bottom w:val="single" w:sz="4" w:color="D9D9D9"/>
               <w:left w:val="single" w:sz="4" w:color="D9D9D9"/>
               <w:right w:val="single" w:sz="4" w:color="D9D9D9"/>
             </w:tcBorders>
+            <w:shd w:fill="F1F5F7"/>
             <w:tcMar>
               <w:top w:w="85" w:type="dxa"/>
               <w:bottom w:w="85" w:type="dxa"/>
@@ -2890,13 +2890,13 @@
         <w:tc>
           <w:tcPr>
             <w:tcW w:type="dxa" w:w="5279"/>
-            <w:shd w:fill="F1F5F7"/>
             <w:tcBorders>
               <w:top w:val="single" w:sz="4" w:color="D9D9D9"/>
               <w:bottom w:val="single" w:sz="4" w:color="D9D9D9"/>
               <w:left w:val="single" w:sz="4" w:color="D9D9D9"/>
               <w:right w:val="single" w:sz="4" w:color="D9D9D9"/>
             </w:tcBorders>
+            <w:shd w:fill="F1F5F7"/>
             <w:tcMar>
               <w:top w:w="85" w:type="dxa"/>
               <w:bottom w:w="85" w:type="dxa"/>
@@ -2923,13 +2923,13 @@
         <w:tc>
           <w:tcPr>
             <w:tcW w:type="dxa" w:w="2233"/>
-            <w:shd w:fill="FFFFFF"/>
             <w:tcBorders>
               <w:top w:val="single" w:sz="4" w:color="D9D9D9"/>
               <w:bottom w:val="single" w:sz="4" w:color="D9D9D9"/>
               <w:left w:val="single" w:sz="4" w:color="D9D9D9"/>
               <w:right w:val="single" w:sz="4" w:color="D9D9D9"/>
             </w:tcBorders>
+            <w:shd w:fill="FFFFFF"/>
             <w:tcMar>
               <w:top w:w="85" w:type="dxa"/>
               <w:bottom w:w="85" w:type="dxa"/>
@@ -2954,13 +2954,13 @@
         <w:tc>
           <w:tcPr>
             <w:tcW w:type="dxa" w:w="2640"/>
-            <w:shd w:fill="FFFFFF"/>
             <w:tcBorders>
               <w:top w:val="single" w:sz="4" w:color="D9D9D9"/>
               <w:bottom w:val="single" w:sz="4" w:color="D9D9D9"/>
               <w:left w:val="single" w:sz="4" w:color="D9D9D9"/>
               <w:right w:val="single" w:sz="4" w:color="D9D9D9"/>
             </w:tcBorders>
+            <w:shd w:fill="FFFFFF"/>
             <w:tcMar>
               <w:top w:w="85" w:type="dxa"/>
               <w:bottom w:w="85" w:type="dxa"/>
@@ -2985,13 +2985,13 @@
         <w:tc>
           <w:tcPr>
             <w:tcW w:type="dxa" w:w="5279"/>
-            <w:shd w:fill="FFFFFF"/>
             <w:tcBorders>
               <w:top w:val="single" w:sz="4" w:color="D9D9D9"/>
               <w:bottom w:val="single" w:sz="4" w:color="D9D9D9"/>
               <w:left w:val="single" w:sz="4" w:color="D9D9D9"/>
               <w:right w:val="single" w:sz="4" w:color="D9D9D9"/>
             </w:tcBorders>
+            <w:shd w:fill="FFFFFF"/>
             <w:tcMar>
               <w:top w:w="85" w:type="dxa"/>
               <w:bottom w:w="85" w:type="dxa"/>

--- a/resources/a-level-business-investment-appraisal-bike-hire/A-Level-Business-Investment-Appraisal-Bike-Hire-Teacher.docx
+++ b/resources/a-level-business-investment-appraisal-bike-hire/A-Level-Business-Investment-Appraisal-Bike-Hire-Teacher.docx
@@ -63,15 +63,15 @@
             <w:tcW w:type="dxa" w:w="3452"/>
             <w:tcBorders>
               <w:top w:val="single" w:sz="4" w:color="D9D9D9"/>
+              <w:left w:val="single" w:sz="4" w:color="D9D9D9"/>
               <w:bottom w:val="single" w:sz="4" w:color="D9D9D9"/>
-              <w:left w:val="single" w:sz="4" w:color="D9D9D9"/>
               <w:right w:val="single" w:sz="4" w:color="D9D9D9"/>
             </w:tcBorders>
             <w:shd w:fill="142D40"/>
             <w:tcMar>
               <w:top w:w="85" w:type="dxa"/>
+              <w:left w:w="85" w:type="dxa"/>
               <w:bottom w:w="85" w:type="dxa"/>
-              <w:left w:w="85" w:type="dxa"/>
               <w:right w:w="85" w:type="dxa"/>
             </w:tcMar>
           </w:tcPr>
@@ -94,15 +94,15 @@
             <w:tcW w:type="dxa" w:w="1218"/>
             <w:tcBorders>
               <w:top w:val="single" w:sz="4" w:color="D9D9D9"/>
+              <w:left w:val="single" w:sz="4" w:color="D9D9D9"/>
               <w:bottom w:val="single" w:sz="4" w:color="D9D9D9"/>
-              <w:left w:val="single" w:sz="4" w:color="D9D9D9"/>
               <w:right w:val="single" w:sz="4" w:color="D9D9D9"/>
             </w:tcBorders>
             <w:shd w:fill="142D40"/>
             <w:tcMar>
               <w:top w:w="85" w:type="dxa"/>
+              <w:left w:w="85" w:type="dxa"/>
               <w:bottom w:w="85" w:type="dxa"/>
-              <w:left w:w="85" w:type="dxa"/>
               <w:right w:w="85" w:type="dxa"/>
             </w:tcMar>
           </w:tcPr>
@@ -125,15 +125,15 @@
             <w:tcW w:type="dxa" w:w="5482"/>
             <w:tcBorders>
               <w:top w:val="single" w:sz="4" w:color="D9D9D9"/>
+              <w:left w:val="single" w:sz="4" w:color="D9D9D9"/>
               <w:bottom w:val="single" w:sz="4" w:color="D9D9D9"/>
-              <w:left w:val="single" w:sz="4" w:color="D9D9D9"/>
               <w:right w:val="single" w:sz="4" w:color="D9D9D9"/>
             </w:tcBorders>
             <w:shd w:fill="142D40"/>
             <w:tcMar>
               <w:top w:w="85" w:type="dxa"/>
+              <w:left w:w="85" w:type="dxa"/>
               <w:bottom w:w="85" w:type="dxa"/>
-              <w:left w:w="85" w:type="dxa"/>
               <w:right w:w="85" w:type="dxa"/>
             </w:tcMar>
           </w:tcPr>
@@ -158,15 +158,15 @@
             <w:tcW w:type="dxa" w:w="3452"/>
             <w:tcBorders>
               <w:top w:val="single" w:sz="4" w:color="D9D9D9"/>
+              <w:left w:val="single" w:sz="4" w:color="D9D9D9"/>
               <w:bottom w:val="single" w:sz="4" w:color="D9D9D9"/>
-              <w:left w:val="single" w:sz="4" w:color="D9D9D9"/>
               <w:right w:val="single" w:sz="4" w:color="D9D9D9"/>
             </w:tcBorders>
             <w:shd w:fill="FFFFFF"/>
             <w:tcMar>
               <w:top w:w="85" w:type="dxa"/>
+              <w:left w:w="85" w:type="dxa"/>
               <w:bottom w:w="85" w:type="dxa"/>
-              <w:left w:w="85" w:type="dxa"/>
               <w:right w:w="85" w:type="dxa"/>
             </w:tcMar>
           </w:tcPr>
@@ -189,15 +189,15 @@
             <w:tcW w:type="dxa" w:w="1218"/>
             <w:tcBorders>
               <w:top w:val="single" w:sz="4" w:color="D9D9D9"/>
+              <w:left w:val="single" w:sz="4" w:color="D9D9D9"/>
               <w:bottom w:val="single" w:sz="4" w:color="D9D9D9"/>
-              <w:left w:val="single" w:sz="4" w:color="D9D9D9"/>
               <w:right w:val="single" w:sz="4" w:color="D9D9D9"/>
             </w:tcBorders>
             <w:shd w:fill="FFFFFF"/>
             <w:tcMar>
               <w:top w:w="85" w:type="dxa"/>
+              <w:left w:w="85" w:type="dxa"/>
               <w:bottom w:w="85" w:type="dxa"/>
-              <w:left w:w="85" w:type="dxa"/>
               <w:right w:w="85" w:type="dxa"/>
             </w:tcMar>
           </w:tcPr>
@@ -220,15 +220,15 @@
             <w:tcW w:type="dxa" w:w="5482"/>
             <w:tcBorders>
               <w:top w:val="single" w:sz="4" w:color="D9D9D9"/>
+              <w:left w:val="single" w:sz="4" w:color="D9D9D9"/>
               <w:bottom w:val="single" w:sz="4" w:color="D9D9D9"/>
-              <w:left w:val="single" w:sz="4" w:color="D9D9D9"/>
               <w:right w:val="single" w:sz="4" w:color="D9D9D9"/>
             </w:tcBorders>
             <w:shd w:fill="FFFFFF"/>
             <w:tcMar>
               <w:top w:w="85" w:type="dxa"/>
+              <w:left w:w="85" w:type="dxa"/>
               <w:bottom w:w="85" w:type="dxa"/>
-              <w:left w:w="85" w:type="dxa"/>
               <w:right w:w="85" w:type="dxa"/>
             </w:tcMar>
           </w:tcPr>
@@ -253,15 +253,15 @@
             <w:tcW w:type="dxa" w:w="3452"/>
             <w:tcBorders>
               <w:top w:val="single" w:sz="4" w:color="D9D9D9"/>
+              <w:left w:val="single" w:sz="4" w:color="D9D9D9"/>
               <w:bottom w:val="single" w:sz="4" w:color="D9D9D9"/>
-              <w:left w:val="single" w:sz="4" w:color="D9D9D9"/>
               <w:right w:val="single" w:sz="4" w:color="D9D9D9"/>
             </w:tcBorders>
             <w:shd w:fill="F1F5F7"/>
             <w:tcMar>
               <w:top w:w="85" w:type="dxa"/>
+              <w:left w:w="85" w:type="dxa"/>
               <w:bottom w:w="85" w:type="dxa"/>
-              <w:left w:w="85" w:type="dxa"/>
               <w:right w:w="85" w:type="dxa"/>
             </w:tcMar>
           </w:tcPr>
@@ -284,15 +284,15 @@
             <w:tcW w:type="dxa" w:w="1218"/>
             <w:tcBorders>
               <w:top w:val="single" w:sz="4" w:color="D9D9D9"/>
+              <w:left w:val="single" w:sz="4" w:color="D9D9D9"/>
               <w:bottom w:val="single" w:sz="4" w:color="D9D9D9"/>
-              <w:left w:val="single" w:sz="4" w:color="D9D9D9"/>
               <w:right w:val="single" w:sz="4" w:color="D9D9D9"/>
             </w:tcBorders>
             <w:shd w:fill="F1F5F7"/>
             <w:tcMar>
               <w:top w:w="85" w:type="dxa"/>
+              <w:left w:w="85" w:type="dxa"/>
               <w:bottom w:w="85" w:type="dxa"/>
-              <w:left w:w="85" w:type="dxa"/>
               <w:right w:w="85" w:type="dxa"/>
             </w:tcMar>
           </w:tcPr>
@@ -315,15 +315,15 @@
             <w:tcW w:type="dxa" w:w="5482"/>
             <w:tcBorders>
               <w:top w:val="single" w:sz="4" w:color="D9D9D9"/>
+              <w:left w:val="single" w:sz="4" w:color="D9D9D9"/>
               <w:bottom w:val="single" w:sz="4" w:color="D9D9D9"/>
-              <w:left w:val="single" w:sz="4" w:color="D9D9D9"/>
               <w:right w:val="single" w:sz="4" w:color="D9D9D9"/>
             </w:tcBorders>
             <w:shd w:fill="F1F5F7"/>
             <w:tcMar>
               <w:top w:w="85" w:type="dxa"/>
+              <w:left w:w="85" w:type="dxa"/>
               <w:bottom w:w="85" w:type="dxa"/>
-              <w:left w:w="85" w:type="dxa"/>
               <w:right w:w="85" w:type="dxa"/>
             </w:tcMar>
           </w:tcPr>
@@ -348,15 +348,15 @@
             <w:tcW w:type="dxa" w:w="3452"/>
             <w:tcBorders>
               <w:top w:val="single" w:sz="4" w:color="D9D9D9"/>
+              <w:left w:val="single" w:sz="4" w:color="D9D9D9"/>
               <w:bottom w:val="single" w:sz="4" w:color="D9D9D9"/>
-              <w:left w:val="single" w:sz="4" w:color="D9D9D9"/>
               <w:right w:val="single" w:sz="4" w:color="D9D9D9"/>
             </w:tcBorders>
             <w:shd w:fill="FFFFFF"/>
             <w:tcMar>
               <w:top w:w="85" w:type="dxa"/>
+              <w:left w:w="85" w:type="dxa"/>
               <w:bottom w:w="85" w:type="dxa"/>
-              <w:left w:w="85" w:type="dxa"/>
               <w:right w:w="85" w:type="dxa"/>
             </w:tcMar>
           </w:tcPr>
@@ -379,15 +379,15 @@
             <w:tcW w:type="dxa" w:w="1218"/>
             <w:tcBorders>
               <w:top w:val="single" w:sz="4" w:color="D9D9D9"/>
+              <w:left w:val="single" w:sz="4" w:color="D9D9D9"/>
               <w:bottom w:val="single" w:sz="4" w:color="D9D9D9"/>
-              <w:left w:val="single" w:sz="4" w:color="D9D9D9"/>
               <w:right w:val="single" w:sz="4" w:color="D9D9D9"/>
             </w:tcBorders>
             <w:shd w:fill="FFFFFF"/>
             <w:tcMar>
               <w:top w:w="85" w:type="dxa"/>
+              <w:left w:w="85" w:type="dxa"/>
               <w:bottom w:w="85" w:type="dxa"/>
-              <w:left w:w="85" w:type="dxa"/>
               <w:right w:w="85" w:type="dxa"/>
             </w:tcMar>
           </w:tcPr>
@@ -410,15 +410,15 @@
             <w:tcW w:type="dxa" w:w="5482"/>
             <w:tcBorders>
               <w:top w:val="single" w:sz="4" w:color="D9D9D9"/>
+              <w:left w:val="single" w:sz="4" w:color="D9D9D9"/>
               <w:bottom w:val="single" w:sz="4" w:color="D9D9D9"/>
-              <w:left w:val="single" w:sz="4" w:color="D9D9D9"/>
               <w:right w:val="single" w:sz="4" w:color="D9D9D9"/>
             </w:tcBorders>
             <w:shd w:fill="FFFFFF"/>
             <w:tcMar>
               <w:top w:w="85" w:type="dxa"/>
+              <w:left w:w="85" w:type="dxa"/>
               <w:bottom w:w="85" w:type="dxa"/>
-              <w:left w:w="85" w:type="dxa"/>
               <w:right w:w="85" w:type="dxa"/>
             </w:tcMar>
           </w:tcPr>
@@ -443,15 +443,15 @@
             <w:tcW w:type="dxa" w:w="3452"/>
             <w:tcBorders>
               <w:top w:val="single" w:sz="4" w:color="D9D9D9"/>
+              <w:left w:val="single" w:sz="4" w:color="D9D9D9"/>
               <w:bottom w:val="single" w:sz="4" w:color="D9D9D9"/>
-              <w:left w:val="single" w:sz="4" w:color="D9D9D9"/>
               <w:right w:val="single" w:sz="4" w:color="D9D9D9"/>
             </w:tcBorders>
             <w:shd w:fill="F1F5F7"/>
             <w:tcMar>
               <w:top w:w="85" w:type="dxa"/>
+              <w:left w:w="85" w:type="dxa"/>
               <w:bottom w:w="85" w:type="dxa"/>
-              <w:left w:w="85" w:type="dxa"/>
               <w:right w:w="85" w:type="dxa"/>
             </w:tcMar>
           </w:tcPr>
@@ -474,15 +474,15 @@
             <w:tcW w:type="dxa" w:w="1218"/>
             <w:tcBorders>
               <w:top w:val="single" w:sz="4" w:color="D9D9D9"/>
+              <w:left w:val="single" w:sz="4" w:color="D9D9D9"/>
               <w:bottom w:val="single" w:sz="4" w:color="D9D9D9"/>
-              <w:left w:val="single" w:sz="4" w:color="D9D9D9"/>
               <w:right w:val="single" w:sz="4" w:color="D9D9D9"/>
             </w:tcBorders>
             <w:shd w:fill="F1F5F7"/>
             <w:tcMar>
               <w:top w:w="85" w:type="dxa"/>
+              <w:left w:w="85" w:type="dxa"/>
               <w:bottom w:w="85" w:type="dxa"/>
-              <w:left w:w="85" w:type="dxa"/>
               <w:right w:w="85" w:type="dxa"/>
             </w:tcMar>
           </w:tcPr>
@@ -505,15 +505,15 @@
             <w:tcW w:type="dxa" w:w="5482"/>
             <w:tcBorders>
               <w:top w:val="single" w:sz="4" w:color="D9D9D9"/>
+              <w:left w:val="single" w:sz="4" w:color="D9D9D9"/>
               <w:bottom w:val="single" w:sz="4" w:color="D9D9D9"/>
-              <w:left w:val="single" w:sz="4" w:color="D9D9D9"/>
               <w:right w:val="single" w:sz="4" w:color="D9D9D9"/>
             </w:tcBorders>
             <w:shd w:fill="F1F5F7"/>
             <w:tcMar>
               <w:top w:w="85" w:type="dxa"/>
+              <w:left w:w="85" w:type="dxa"/>
               <w:bottom w:w="85" w:type="dxa"/>
-              <w:left w:w="85" w:type="dxa"/>
               <w:right w:w="85" w:type="dxa"/>
             </w:tcMar>
           </w:tcPr>
@@ -538,15 +538,15 @@
             <w:tcW w:type="dxa" w:w="3452"/>
             <w:tcBorders>
               <w:top w:val="single" w:sz="4" w:color="D9D9D9"/>
+              <w:left w:val="single" w:sz="4" w:color="D9D9D9"/>
               <w:bottom w:val="single" w:sz="4" w:color="D9D9D9"/>
-              <w:left w:val="single" w:sz="4" w:color="D9D9D9"/>
               <w:right w:val="single" w:sz="4" w:color="D9D9D9"/>
             </w:tcBorders>
             <w:shd w:fill="FFFFFF"/>
             <w:tcMar>
               <w:top w:w="85" w:type="dxa"/>
+              <w:left w:w="85" w:type="dxa"/>
               <w:bottom w:w="85" w:type="dxa"/>
-              <w:left w:w="85" w:type="dxa"/>
               <w:right w:w="85" w:type="dxa"/>
             </w:tcMar>
           </w:tcPr>
@@ -569,15 +569,15 @@
             <w:tcW w:type="dxa" w:w="1218"/>
             <w:tcBorders>
               <w:top w:val="single" w:sz="4" w:color="D9D9D9"/>
+              <w:left w:val="single" w:sz="4" w:color="D9D9D9"/>
               <w:bottom w:val="single" w:sz="4" w:color="D9D9D9"/>
-              <w:left w:val="single" w:sz="4" w:color="D9D9D9"/>
               <w:right w:val="single" w:sz="4" w:color="D9D9D9"/>
             </w:tcBorders>
             <w:shd w:fill="FFFFFF"/>
             <w:tcMar>
               <w:top w:w="85" w:type="dxa"/>
+              <w:left w:w="85" w:type="dxa"/>
               <w:bottom w:w="85" w:type="dxa"/>
-              <w:left w:w="85" w:type="dxa"/>
               <w:right w:w="85" w:type="dxa"/>
             </w:tcMar>
           </w:tcPr>
@@ -600,15 +600,15 @@
             <w:tcW w:type="dxa" w:w="5482"/>
             <w:tcBorders>
               <w:top w:val="single" w:sz="4" w:color="D9D9D9"/>
+              <w:left w:val="single" w:sz="4" w:color="D9D9D9"/>
               <w:bottom w:val="single" w:sz="4" w:color="D9D9D9"/>
-              <w:left w:val="single" w:sz="4" w:color="D9D9D9"/>
               <w:right w:val="single" w:sz="4" w:color="D9D9D9"/>
             </w:tcBorders>
             <w:shd w:fill="FFFFFF"/>
             <w:tcMar>
               <w:top w:w="85" w:type="dxa"/>
+              <w:left w:w="85" w:type="dxa"/>
               <w:bottom w:w="85" w:type="dxa"/>
-              <w:left w:w="85" w:type="dxa"/>
               <w:right w:w="85" w:type="dxa"/>
             </w:tcMar>
           </w:tcPr>
@@ -633,15 +633,15 @@
             <w:tcW w:type="dxa" w:w="3452"/>
             <w:tcBorders>
               <w:top w:val="single" w:sz="4" w:color="D9D9D9"/>
+              <w:left w:val="single" w:sz="4" w:color="D9D9D9"/>
               <w:bottom w:val="single" w:sz="4" w:color="D9D9D9"/>
-              <w:left w:val="single" w:sz="4" w:color="D9D9D9"/>
               <w:right w:val="single" w:sz="4" w:color="D9D9D9"/>
             </w:tcBorders>
             <w:shd w:fill="F1F5F7"/>
             <w:tcMar>
               <w:top w:w="85" w:type="dxa"/>
+              <w:left w:w="85" w:type="dxa"/>
               <w:bottom w:w="85" w:type="dxa"/>
-              <w:left w:w="85" w:type="dxa"/>
               <w:right w:w="85" w:type="dxa"/>
             </w:tcMar>
           </w:tcPr>
@@ -664,15 +664,15 @@
             <w:tcW w:type="dxa" w:w="1218"/>
             <w:tcBorders>
               <w:top w:val="single" w:sz="4" w:color="D9D9D9"/>
+              <w:left w:val="single" w:sz="4" w:color="D9D9D9"/>
               <w:bottom w:val="single" w:sz="4" w:color="D9D9D9"/>
-              <w:left w:val="single" w:sz="4" w:color="D9D9D9"/>
               <w:right w:val="single" w:sz="4" w:color="D9D9D9"/>
             </w:tcBorders>
             <w:shd w:fill="F1F5F7"/>
             <w:tcMar>
               <w:top w:w="85" w:type="dxa"/>
+              <w:left w:w="85" w:type="dxa"/>
               <w:bottom w:w="85" w:type="dxa"/>
-              <w:left w:w="85" w:type="dxa"/>
               <w:right w:w="85" w:type="dxa"/>
             </w:tcMar>
           </w:tcPr>
@@ -695,15 +695,15 @@
             <w:tcW w:type="dxa" w:w="5482"/>
             <w:tcBorders>
               <w:top w:val="single" w:sz="4" w:color="D9D9D9"/>
+              <w:left w:val="single" w:sz="4" w:color="D9D9D9"/>
               <w:bottom w:val="single" w:sz="4" w:color="D9D9D9"/>
-              <w:left w:val="single" w:sz="4" w:color="D9D9D9"/>
               <w:right w:val="single" w:sz="4" w:color="D9D9D9"/>
             </w:tcBorders>
             <w:shd w:fill="F1F5F7"/>
             <w:tcMar>
               <w:top w:w="85" w:type="dxa"/>
+              <w:left w:w="85" w:type="dxa"/>
               <w:bottom w:w="85" w:type="dxa"/>
-              <w:left w:w="85" w:type="dxa"/>
               <w:right w:w="85" w:type="dxa"/>
             </w:tcMar>
           </w:tcPr>
@@ -728,15 +728,15 @@
             <w:tcW w:type="dxa" w:w="3452"/>
             <w:tcBorders>
               <w:top w:val="single" w:sz="4" w:color="D9D9D9"/>
+              <w:left w:val="single" w:sz="4" w:color="D9D9D9"/>
               <w:bottom w:val="single" w:sz="4" w:color="D9D9D9"/>
-              <w:left w:val="single" w:sz="4" w:color="D9D9D9"/>
               <w:right w:val="single" w:sz="4" w:color="D9D9D9"/>
             </w:tcBorders>
             <w:shd w:fill="FFFFFF"/>
             <w:tcMar>
               <w:top w:w="85" w:type="dxa"/>
+              <w:left w:w="85" w:type="dxa"/>
               <w:bottom w:w="85" w:type="dxa"/>
-              <w:left w:w="85" w:type="dxa"/>
               <w:right w:w="85" w:type="dxa"/>
             </w:tcMar>
           </w:tcPr>
@@ -759,15 +759,15 @@
             <w:tcW w:type="dxa" w:w="1218"/>
             <w:tcBorders>
               <w:top w:val="single" w:sz="4" w:color="D9D9D9"/>
+              <w:left w:val="single" w:sz="4" w:color="D9D9D9"/>
               <w:bottom w:val="single" w:sz="4" w:color="D9D9D9"/>
-              <w:left w:val="single" w:sz="4" w:color="D9D9D9"/>
               <w:right w:val="single" w:sz="4" w:color="D9D9D9"/>
             </w:tcBorders>
             <w:shd w:fill="FFFFFF"/>
             <w:tcMar>
               <w:top w:w="85" w:type="dxa"/>
+              <w:left w:w="85" w:type="dxa"/>
               <w:bottom w:w="85" w:type="dxa"/>
-              <w:left w:w="85" w:type="dxa"/>
               <w:right w:w="85" w:type="dxa"/>
             </w:tcMar>
           </w:tcPr>
@@ -790,15 +790,15 @@
             <w:tcW w:type="dxa" w:w="5482"/>
             <w:tcBorders>
               <w:top w:val="single" w:sz="4" w:color="D9D9D9"/>
+              <w:left w:val="single" w:sz="4" w:color="D9D9D9"/>
               <w:bottom w:val="single" w:sz="4" w:color="D9D9D9"/>
-              <w:left w:val="single" w:sz="4" w:color="D9D9D9"/>
               <w:right w:val="single" w:sz="4" w:color="D9D9D9"/>
             </w:tcBorders>
             <w:shd w:fill="FFFFFF"/>
             <w:tcMar>
               <w:top w:w="85" w:type="dxa"/>
+              <w:left w:w="85" w:type="dxa"/>
               <w:bottom w:w="85" w:type="dxa"/>
-              <w:left w:w="85" w:type="dxa"/>
               <w:right w:w="85" w:type="dxa"/>
             </w:tcMar>
           </w:tcPr>
@@ -823,15 +823,15 @@
             <w:tcW w:type="dxa" w:w="3452"/>
             <w:tcBorders>
               <w:top w:val="single" w:sz="4" w:color="D9D9D9"/>
+              <w:left w:val="single" w:sz="4" w:color="D9D9D9"/>
               <w:bottom w:val="single" w:sz="4" w:color="D9D9D9"/>
-              <w:left w:val="single" w:sz="4" w:color="D9D9D9"/>
               <w:right w:val="single" w:sz="4" w:color="D9D9D9"/>
             </w:tcBorders>
             <w:shd w:fill="F1F5F7"/>
             <w:tcMar>
               <w:top w:w="85" w:type="dxa"/>
+              <w:left w:w="85" w:type="dxa"/>
               <w:bottom w:w="85" w:type="dxa"/>
-              <w:left w:w="85" w:type="dxa"/>
               <w:right w:w="85" w:type="dxa"/>
             </w:tcMar>
           </w:tcPr>
@@ -854,15 +854,15 @@
             <w:tcW w:type="dxa" w:w="1218"/>
             <w:tcBorders>
               <w:top w:val="single" w:sz="4" w:color="D9D9D9"/>
+              <w:left w:val="single" w:sz="4" w:color="D9D9D9"/>
               <w:bottom w:val="single" w:sz="4" w:color="D9D9D9"/>
-              <w:left w:val="single" w:sz="4" w:color="D9D9D9"/>
               <w:right w:val="single" w:sz="4" w:color="D9D9D9"/>
             </w:tcBorders>
             <w:shd w:fill="F1F5F7"/>
             <w:tcMar>
               <w:top w:w="85" w:type="dxa"/>
+              <w:left w:w="85" w:type="dxa"/>
               <w:bottom w:w="85" w:type="dxa"/>
-              <w:left w:w="85" w:type="dxa"/>
               <w:right w:w="85" w:type="dxa"/>
             </w:tcMar>
           </w:tcPr>
@@ -885,15 +885,15 @@
             <w:tcW w:type="dxa" w:w="5482"/>
             <w:tcBorders>
               <w:top w:val="single" w:sz="4" w:color="D9D9D9"/>
+              <w:left w:val="single" w:sz="4" w:color="D9D9D9"/>
               <w:bottom w:val="single" w:sz="4" w:color="D9D9D9"/>
-              <w:left w:val="single" w:sz="4" w:color="D9D9D9"/>
               <w:right w:val="single" w:sz="4" w:color="D9D9D9"/>
             </w:tcBorders>
             <w:shd w:fill="F1F5F7"/>
             <w:tcMar>
               <w:top w:w="85" w:type="dxa"/>
+              <w:left w:w="85" w:type="dxa"/>
               <w:bottom w:w="85" w:type="dxa"/>
-              <w:left w:w="85" w:type="dxa"/>
               <w:right w:w="85" w:type="dxa"/>
             </w:tcMar>
           </w:tcPr>
@@ -962,15 +962,15 @@
             <w:tcW w:type="dxa" w:w="2843"/>
             <w:tcBorders>
               <w:top w:val="single" w:sz="4" w:color="D9D9D9"/>
+              <w:left w:val="single" w:sz="4" w:color="D9D9D9"/>
               <w:bottom w:val="single" w:sz="4" w:color="D9D9D9"/>
-              <w:left w:val="single" w:sz="4" w:color="D9D9D9"/>
               <w:right w:val="single" w:sz="4" w:color="D9D9D9"/>
             </w:tcBorders>
             <w:shd w:fill="142D40"/>
             <w:tcMar>
               <w:top w:w="85" w:type="dxa"/>
+              <w:left w:w="85" w:type="dxa"/>
               <w:bottom w:w="85" w:type="dxa"/>
-              <w:left w:w="85" w:type="dxa"/>
               <w:right w:w="85" w:type="dxa"/>
             </w:tcMar>
           </w:tcPr>
@@ -993,15 +993,15 @@
             <w:tcW w:type="dxa" w:w="2030"/>
             <w:tcBorders>
               <w:top w:val="single" w:sz="4" w:color="D9D9D9"/>
+              <w:left w:val="single" w:sz="4" w:color="D9D9D9"/>
               <w:bottom w:val="single" w:sz="4" w:color="D9D9D9"/>
-              <w:left w:val="single" w:sz="4" w:color="D9D9D9"/>
               <w:right w:val="single" w:sz="4" w:color="D9D9D9"/>
             </w:tcBorders>
             <w:shd w:fill="142D40"/>
             <w:tcMar>
               <w:top w:w="85" w:type="dxa"/>
+              <w:left w:w="85" w:type="dxa"/>
               <w:bottom w:w="85" w:type="dxa"/>
-              <w:left w:w="85" w:type="dxa"/>
               <w:right w:w="85" w:type="dxa"/>
             </w:tcMar>
           </w:tcPr>
@@ -1024,15 +1024,15 @@
             <w:tcW w:type="dxa" w:w="5279"/>
             <w:tcBorders>
               <w:top w:val="single" w:sz="4" w:color="D9D9D9"/>
+              <w:left w:val="single" w:sz="4" w:color="D9D9D9"/>
               <w:bottom w:val="single" w:sz="4" w:color="D9D9D9"/>
-              <w:left w:val="single" w:sz="4" w:color="D9D9D9"/>
               <w:right w:val="single" w:sz="4" w:color="D9D9D9"/>
             </w:tcBorders>
             <w:shd w:fill="142D40"/>
             <w:tcMar>
               <w:top w:w="85" w:type="dxa"/>
+              <w:left w:w="85" w:type="dxa"/>
               <w:bottom w:w="85" w:type="dxa"/>
-              <w:left w:w="85" w:type="dxa"/>
               <w:right w:w="85" w:type="dxa"/>
             </w:tcMar>
           </w:tcPr>
@@ -1057,15 +1057,15 @@
             <w:tcW w:type="dxa" w:w="2843"/>
             <w:tcBorders>
               <w:top w:val="single" w:sz="4" w:color="D9D9D9"/>
+              <w:left w:val="single" w:sz="4" w:color="D9D9D9"/>
               <w:bottom w:val="single" w:sz="4" w:color="D9D9D9"/>
-              <w:left w:val="single" w:sz="4" w:color="D9D9D9"/>
               <w:right w:val="single" w:sz="4" w:color="D9D9D9"/>
             </w:tcBorders>
             <w:shd w:fill="FFFFFF"/>
             <w:tcMar>
               <w:top w:w="85" w:type="dxa"/>
+              <w:left w:w="85" w:type="dxa"/>
               <w:bottom w:w="85" w:type="dxa"/>
-              <w:left w:w="85" w:type="dxa"/>
               <w:right w:w="85" w:type="dxa"/>
             </w:tcMar>
           </w:tcPr>
@@ -1088,15 +1088,15 @@
             <w:tcW w:type="dxa" w:w="2030"/>
             <w:tcBorders>
               <w:top w:val="single" w:sz="4" w:color="D9D9D9"/>
+              <w:left w:val="single" w:sz="4" w:color="D9D9D9"/>
               <w:bottom w:val="single" w:sz="4" w:color="D9D9D9"/>
-              <w:left w:val="single" w:sz="4" w:color="D9D9D9"/>
               <w:right w:val="single" w:sz="4" w:color="D9D9D9"/>
             </w:tcBorders>
             <w:shd w:fill="FFFFFF"/>
             <w:tcMar>
               <w:top w:w="85" w:type="dxa"/>
+              <w:left w:w="85" w:type="dxa"/>
               <w:bottom w:w="85" w:type="dxa"/>
-              <w:left w:w="85" w:type="dxa"/>
               <w:right w:w="85" w:type="dxa"/>
             </w:tcMar>
           </w:tcPr>
@@ -1119,15 +1119,15 @@
             <w:tcW w:type="dxa" w:w="5279"/>
             <w:tcBorders>
               <w:top w:val="single" w:sz="4" w:color="D9D9D9"/>
+              <w:left w:val="single" w:sz="4" w:color="D9D9D9"/>
               <w:bottom w:val="single" w:sz="4" w:color="D9D9D9"/>
-              <w:left w:val="single" w:sz="4" w:color="D9D9D9"/>
               <w:right w:val="single" w:sz="4" w:color="D9D9D9"/>
             </w:tcBorders>
             <w:shd w:fill="FFFFFF"/>
             <w:tcMar>
               <w:top w:w="85" w:type="dxa"/>
+              <w:left w:w="85" w:type="dxa"/>
               <w:bottom w:w="85" w:type="dxa"/>
-              <w:left w:w="85" w:type="dxa"/>
               <w:right w:w="85" w:type="dxa"/>
             </w:tcMar>
           </w:tcPr>
@@ -1152,15 +1152,15 @@
             <w:tcW w:type="dxa" w:w="2843"/>
             <w:tcBorders>
               <w:top w:val="single" w:sz="4" w:color="D9D9D9"/>
+              <w:left w:val="single" w:sz="4" w:color="D9D9D9"/>
               <w:bottom w:val="single" w:sz="4" w:color="D9D9D9"/>
-              <w:left w:val="single" w:sz="4" w:color="D9D9D9"/>
               <w:right w:val="single" w:sz="4" w:color="D9D9D9"/>
             </w:tcBorders>
             <w:shd w:fill="F1F5F7"/>
             <w:tcMar>
               <w:top w:w="85" w:type="dxa"/>
+              <w:left w:w="85" w:type="dxa"/>
               <w:bottom w:w="85" w:type="dxa"/>
-              <w:left w:w="85" w:type="dxa"/>
               <w:right w:w="85" w:type="dxa"/>
             </w:tcMar>
           </w:tcPr>
@@ -1183,15 +1183,15 @@
             <w:tcW w:type="dxa" w:w="2030"/>
             <w:tcBorders>
               <w:top w:val="single" w:sz="4" w:color="D9D9D9"/>
+              <w:left w:val="single" w:sz="4" w:color="D9D9D9"/>
               <w:bottom w:val="single" w:sz="4" w:color="D9D9D9"/>
-              <w:left w:val="single" w:sz="4" w:color="D9D9D9"/>
               <w:right w:val="single" w:sz="4" w:color="D9D9D9"/>
             </w:tcBorders>
             <w:shd w:fill="F1F5F7"/>
             <w:tcMar>
               <w:top w:w="85" w:type="dxa"/>
+              <w:left w:w="85" w:type="dxa"/>
               <w:bottom w:w="85" w:type="dxa"/>
-              <w:left w:w="85" w:type="dxa"/>
               <w:right w:w="85" w:type="dxa"/>
             </w:tcMar>
           </w:tcPr>
@@ -1214,15 +1214,15 @@
             <w:tcW w:type="dxa" w:w="5279"/>
             <w:tcBorders>
               <w:top w:val="single" w:sz="4" w:color="D9D9D9"/>
+              <w:left w:val="single" w:sz="4" w:color="D9D9D9"/>
               <w:bottom w:val="single" w:sz="4" w:color="D9D9D9"/>
-              <w:left w:val="single" w:sz="4" w:color="D9D9D9"/>
               <w:right w:val="single" w:sz="4" w:color="D9D9D9"/>
             </w:tcBorders>
             <w:shd w:fill="F1F5F7"/>
             <w:tcMar>
               <w:top w:w="85" w:type="dxa"/>
+              <w:left w:w="85" w:type="dxa"/>
               <w:bottom w:w="85" w:type="dxa"/>
-              <w:left w:w="85" w:type="dxa"/>
               <w:right w:w="85" w:type="dxa"/>
             </w:tcMar>
           </w:tcPr>
@@ -1264,15 +1264,15 @@
             <w:tcW w:type="dxa" w:w="2843"/>
             <w:tcBorders>
               <w:top w:val="single" w:sz="4" w:color="D9D9D9"/>
+              <w:left w:val="single" w:sz="4" w:color="D9D9D9"/>
               <w:bottom w:val="single" w:sz="4" w:color="D9D9D9"/>
-              <w:left w:val="single" w:sz="4" w:color="D9D9D9"/>
               <w:right w:val="single" w:sz="4" w:color="D9D9D9"/>
             </w:tcBorders>
             <w:shd w:fill="142D40"/>
             <w:tcMar>
               <w:top w:w="85" w:type="dxa"/>
+              <w:left w:w="85" w:type="dxa"/>
               <w:bottom w:w="85" w:type="dxa"/>
-              <w:left w:w="85" w:type="dxa"/>
               <w:right w:w="85" w:type="dxa"/>
             </w:tcMar>
           </w:tcPr>
@@ -1295,15 +1295,15 @@
             <w:tcW w:type="dxa" w:w="2030"/>
             <w:tcBorders>
               <w:top w:val="single" w:sz="4" w:color="D9D9D9"/>
+              <w:left w:val="single" w:sz="4" w:color="D9D9D9"/>
               <w:bottom w:val="single" w:sz="4" w:color="D9D9D9"/>
-              <w:left w:val="single" w:sz="4" w:color="D9D9D9"/>
               <w:right w:val="single" w:sz="4" w:color="D9D9D9"/>
             </w:tcBorders>
             <w:shd w:fill="142D40"/>
             <w:tcMar>
               <w:top w:w="85" w:type="dxa"/>
+              <w:left w:w="85" w:type="dxa"/>
               <w:bottom w:w="85" w:type="dxa"/>
-              <w:left w:w="85" w:type="dxa"/>
               <w:right w:w="85" w:type="dxa"/>
             </w:tcMar>
           </w:tcPr>
@@ -1326,15 +1326,15 @@
             <w:tcW w:type="dxa" w:w="5279"/>
             <w:tcBorders>
               <w:top w:val="single" w:sz="4" w:color="D9D9D9"/>
+              <w:left w:val="single" w:sz="4" w:color="D9D9D9"/>
               <w:bottom w:val="single" w:sz="4" w:color="D9D9D9"/>
-              <w:left w:val="single" w:sz="4" w:color="D9D9D9"/>
               <w:right w:val="single" w:sz="4" w:color="D9D9D9"/>
             </w:tcBorders>
             <w:shd w:fill="142D40"/>
             <w:tcMar>
               <w:top w:w="85" w:type="dxa"/>
+              <w:left w:w="85" w:type="dxa"/>
               <w:bottom w:w="85" w:type="dxa"/>
-              <w:left w:w="85" w:type="dxa"/>
               <w:right w:w="85" w:type="dxa"/>
             </w:tcMar>
           </w:tcPr>
@@ -1359,15 +1359,15 @@
             <w:tcW w:type="dxa" w:w="2843"/>
             <w:tcBorders>
               <w:top w:val="single" w:sz="4" w:color="D9D9D9"/>
+              <w:left w:val="single" w:sz="4" w:color="D9D9D9"/>
               <w:bottom w:val="single" w:sz="4" w:color="D9D9D9"/>
-              <w:left w:val="single" w:sz="4" w:color="D9D9D9"/>
               <w:right w:val="single" w:sz="4" w:color="D9D9D9"/>
             </w:tcBorders>
             <w:shd w:fill="FFFFFF"/>
             <w:tcMar>
               <w:top w:w="85" w:type="dxa"/>
+              <w:left w:w="85" w:type="dxa"/>
               <w:bottom w:w="85" w:type="dxa"/>
-              <w:left w:w="85" w:type="dxa"/>
               <w:right w:w="85" w:type="dxa"/>
             </w:tcMar>
           </w:tcPr>
@@ -1390,15 +1390,15 @@
             <w:tcW w:type="dxa" w:w="2030"/>
             <w:tcBorders>
               <w:top w:val="single" w:sz="4" w:color="D9D9D9"/>
+              <w:left w:val="single" w:sz="4" w:color="D9D9D9"/>
               <w:bottom w:val="single" w:sz="4" w:color="D9D9D9"/>
-              <w:left w:val="single" w:sz="4" w:color="D9D9D9"/>
               <w:right w:val="single" w:sz="4" w:color="D9D9D9"/>
             </w:tcBorders>
             <w:shd w:fill="FFFFFF"/>
             <w:tcMar>
               <w:top w:w="85" w:type="dxa"/>
+              <w:left w:w="85" w:type="dxa"/>
               <w:bottom w:w="85" w:type="dxa"/>
-              <w:left w:w="85" w:type="dxa"/>
               <w:right w:w="85" w:type="dxa"/>
             </w:tcMar>
           </w:tcPr>
@@ -1421,15 +1421,15 @@
             <w:tcW w:type="dxa" w:w="5279"/>
             <w:tcBorders>
               <w:top w:val="single" w:sz="4" w:color="D9D9D9"/>
+              <w:left w:val="single" w:sz="4" w:color="D9D9D9"/>
               <w:bottom w:val="single" w:sz="4" w:color="D9D9D9"/>
-              <w:left w:val="single" w:sz="4" w:color="D9D9D9"/>
               <w:right w:val="single" w:sz="4" w:color="D9D9D9"/>
             </w:tcBorders>
             <w:shd w:fill="FFFFFF"/>
             <w:tcMar>
               <w:top w:w="85" w:type="dxa"/>
+              <w:left w:w="85" w:type="dxa"/>
               <w:bottom w:w="85" w:type="dxa"/>
-              <w:left w:w="85" w:type="dxa"/>
               <w:right w:w="85" w:type="dxa"/>
             </w:tcMar>
           </w:tcPr>
@@ -1454,15 +1454,15 @@
             <w:tcW w:type="dxa" w:w="2843"/>
             <w:tcBorders>
               <w:top w:val="single" w:sz="4" w:color="D9D9D9"/>
+              <w:left w:val="single" w:sz="4" w:color="D9D9D9"/>
               <w:bottom w:val="single" w:sz="4" w:color="D9D9D9"/>
-              <w:left w:val="single" w:sz="4" w:color="D9D9D9"/>
               <w:right w:val="single" w:sz="4" w:color="D9D9D9"/>
             </w:tcBorders>
             <w:shd w:fill="F1F5F7"/>
             <w:tcMar>
               <w:top w:w="85" w:type="dxa"/>
+              <w:left w:w="85" w:type="dxa"/>
               <w:bottom w:w="85" w:type="dxa"/>
-              <w:left w:w="85" w:type="dxa"/>
               <w:right w:w="85" w:type="dxa"/>
             </w:tcMar>
           </w:tcPr>
@@ -1485,15 +1485,15 @@
             <w:tcW w:type="dxa" w:w="2030"/>
             <w:tcBorders>
               <w:top w:val="single" w:sz="4" w:color="D9D9D9"/>
+              <w:left w:val="single" w:sz="4" w:color="D9D9D9"/>
               <w:bottom w:val="single" w:sz="4" w:color="D9D9D9"/>
-              <w:left w:val="single" w:sz="4" w:color="D9D9D9"/>
               <w:right w:val="single" w:sz="4" w:color="D9D9D9"/>
             </w:tcBorders>
             <w:shd w:fill="F1F5F7"/>
             <w:tcMar>
               <w:top w:w="85" w:type="dxa"/>
+              <w:left w:w="85" w:type="dxa"/>
               <w:bottom w:w="85" w:type="dxa"/>
-              <w:left w:w="85" w:type="dxa"/>
               <w:right w:w="85" w:type="dxa"/>
             </w:tcMar>
           </w:tcPr>
@@ -1516,15 +1516,15 @@
             <w:tcW w:type="dxa" w:w="5279"/>
             <w:tcBorders>
               <w:top w:val="single" w:sz="4" w:color="D9D9D9"/>
+              <w:left w:val="single" w:sz="4" w:color="D9D9D9"/>
               <w:bottom w:val="single" w:sz="4" w:color="D9D9D9"/>
-              <w:left w:val="single" w:sz="4" w:color="D9D9D9"/>
               <w:right w:val="single" w:sz="4" w:color="D9D9D9"/>
             </w:tcBorders>
             <w:shd w:fill="F1F5F7"/>
             <w:tcMar>
               <w:top w:w="85" w:type="dxa"/>
+              <w:left w:w="85" w:type="dxa"/>
               <w:bottom w:w="85" w:type="dxa"/>
-              <w:left w:w="85" w:type="dxa"/>
               <w:right w:w="85" w:type="dxa"/>
             </w:tcMar>
           </w:tcPr>
@@ -1590,15 +1590,15 @@
             <w:tcW w:type="dxa" w:w="3452"/>
             <w:tcBorders>
               <w:top w:val="single" w:sz="4" w:color="D9D9D9"/>
+              <w:left w:val="single" w:sz="4" w:color="D9D9D9"/>
               <w:bottom w:val="single" w:sz="4" w:color="D9D9D9"/>
-              <w:left w:val="single" w:sz="4" w:color="D9D9D9"/>
               <w:right w:val="single" w:sz="4" w:color="D9D9D9"/>
             </w:tcBorders>
             <w:shd w:fill="142D40"/>
             <w:tcMar>
               <w:top w:w="85" w:type="dxa"/>
+              <w:left w:w="85" w:type="dxa"/>
               <w:bottom w:w="85" w:type="dxa"/>
-              <w:left w:w="85" w:type="dxa"/>
               <w:right w:w="85" w:type="dxa"/>
             </w:tcMar>
           </w:tcPr>
@@ -1621,15 +1621,15 @@
             <w:tcW w:type="dxa" w:w="2030"/>
             <w:tcBorders>
               <w:top w:val="single" w:sz="4" w:color="D9D9D9"/>
+              <w:left w:val="single" w:sz="4" w:color="D9D9D9"/>
               <w:bottom w:val="single" w:sz="4" w:color="D9D9D9"/>
-              <w:left w:val="single" w:sz="4" w:color="D9D9D9"/>
               <w:right w:val="single" w:sz="4" w:color="D9D9D9"/>
             </w:tcBorders>
             <w:shd w:fill="142D40"/>
             <w:tcMar>
               <w:top w:w="85" w:type="dxa"/>
+              <w:left w:w="85" w:type="dxa"/>
               <w:bottom w:w="85" w:type="dxa"/>
-              <w:left w:w="85" w:type="dxa"/>
               <w:right w:w="85" w:type="dxa"/>
             </w:tcMar>
           </w:tcPr>
@@ -1652,15 +1652,15 @@
             <w:tcW w:type="dxa" w:w="2335"/>
             <w:tcBorders>
               <w:top w:val="single" w:sz="4" w:color="D9D9D9"/>
+              <w:left w:val="single" w:sz="4" w:color="D9D9D9"/>
               <w:bottom w:val="single" w:sz="4" w:color="D9D9D9"/>
-              <w:left w:val="single" w:sz="4" w:color="D9D9D9"/>
               <w:right w:val="single" w:sz="4" w:color="D9D9D9"/>
             </w:tcBorders>
             <w:shd w:fill="142D40"/>
             <w:tcMar>
               <w:top w:w="85" w:type="dxa"/>
+              <w:left w:w="85" w:type="dxa"/>
               <w:bottom w:w="85" w:type="dxa"/>
-              <w:left w:w="85" w:type="dxa"/>
               <w:right w:w="85" w:type="dxa"/>
             </w:tcMar>
           </w:tcPr>
@@ -1683,15 +1683,15 @@
             <w:tcW w:type="dxa" w:w="2335"/>
             <w:tcBorders>
               <w:top w:val="single" w:sz="4" w:color="D9D9D9"/>
+              <w:left w:val="single" w:sz="4" w:color="D9D9D9"/>
               <w:bottom w:val="single" w:sz="4" w:color="D9D9D9"/>
-              <w:left w:val="single" w:sz="4" w:color="D9D9D9"/>
               <w:right w:val="single" w:sz="4" w:color="D9D9D9"/>
             </w:tcBorders>
             <w:shd w:fill="142D40"/>
             <w:tcMar>
               <w:top w:w="85" w:type="dxa"/>
+              <w:left w:w="85" w:type="dxa"/>
               <w:bottom w:w="85" w:type="dxa"/>
-              <w:left w:w="85" w:type="dxa"/>
               <w:right w:w="85" w:type="dxa"/>
             </w:tcMar>
           </w:tcPr>
@@ -1716,15 +1716,15 @@
             <w:tcW w:type="dxa" w:w="3452"/>
             <w:tcBorders>
               <w:top w:val="single" w:sz="4" w:color="D9D9D9"/>
+              <w:left w:val="single" w:sz="4" w:color="D9D9D9"/>
               <w:bottom w:val="single" w:sz="4" w:color="D9D9D9"/>
-              <w:left w:val="single" w:sz="4" w:color="D9D9D9"/>
               <w:right w:val="single" w:sz="4" w:color="D9D9D9"/>
             </w:tcBorders>
             <w:shd w:fill="FFFFFF"/>
             <w:tcMar>
               <w:top w:w="85" w:type="dxa"/>
+              <w:left w:w="85" w:type="dxa"/>
               <w:bottom w:w="85" w:type="dxa"/>
-              <w:left w:w="85" w:type="dxa"/>
               <w:right w:w="85" w:type="dxa"/>
             </w:tcMar>
           </w:tcPr>
@@ -1747,15 +1747,15 @@
             <w:tcW w:type="dxa" w:w="2030"/>
             <w:tcBorders>
               <w:top w:val="single" w:sz="4" w:color="D9D9D9"/>
+              <w:left w:val="single" w:sz="4" w:color="D9D9D9"/>
               <w:bottom w:val="single" w:sz="4" w:color="D9D9D9"/>
-              <w:left w:val="single" w:sz="4" w:color="D9D9D9"/>
               <w:right w:val="single" w:sz="4" w:color="D9D9D9"/>
             </w:tcBorders>
             <w:shd w:fill="FFFFFF"/>
             <w:tcMar>
               <w:top w:w="85" w:type="dxa"/>
+              <w:left w:w="85" w:type="dxa"/>
               <w:bottom w:w="85" w:type="dxa"/>
-              <w:left w:w="85" w:type="dxa"/>
               <w:right w:w="85" w:type="dxa"/>
             </w:tcMar>
           </w:tcPr>
@@ -1778,15 +1778,15 @@
             <w:tcW w:type="dxa" w:w="2335"/>
             <w:tcBorders>
               <w:top w:val="single" w:sz="4" w:color="D9D9D9"/>
+              <w:left w:val="single" w:sz="4" w:color="D9D9D9"/>
               <w:bottom w:val="single" w:sz="4" w:color="D9D9D9"/>
-              <w:left w:val="single" w:sz="4" w:color="D9D9D9"/>
               <w:right w:val="single" w:sz="4" w:color="D9D9D9"/>
             </w:tcBorders>
             <w:shd w:fill="FFFFFF"/>
             <w:tcMar>
               <w:top w:w="85" w:type="dxa"/>
+              <w:left w:w="85" w:type="dxa"/>
               <w:bottom w:w="85" w:type="dxa"/>
-              <w:left w:w="85" w:type="dxa"/>
               <w:right w:w="85" w:type="dxa"/>
             </w:tcMar>
           </w:tcPr>
@@ -1809,15 +1809,15 @@
             <w:tcW w:type="dxa" w:w="2335"/>
             <w:tcBorders>
               <w:top w:val="single" w:sz="4" w:color="D9D9D9"/>
+              <w:left w:val="single" w:sz="4" w:color="D9D9D9"/>
               <w:bottom w:val="single" w:sz="4" w:color="D9D9D9"/>
-              <w:left w:val="single" w:sz="4" w:color="D9D9D9"/>
               <w:right w:val="single" w:sz="4" w:color="D9D9D9"/>
             </w:tcBorders>
             <w:shd w:fill="FFFFFF"/>
             <w:tcMar>
               <w:top w:w="85" w:type="dxa"/>
+              <w:left w:w="85" w:type="dxa"/>
               <w:bottom w:w="85" w:type="dxa"/>
-              <w:left w:w="85" w:type="dxa"/>
               <w:right w:w="85" w:type="dxa"/>
             </w:tcMar>
           </w:tcPr>
@@ -1842,15 +1842,15 @@
             <w:tcW w:type="dxa" w:w="3452"/>
             <w:tcBorders>
               <w:top w:val="single" w:sz="4" w:color="D9D9D9"/>
+              <w:left w:val="single" w:sz="4" w:color="D9D9D9"/>
               <w:bottom w:val="single" w:sz="4" w:color="D9D9D9"/>
-              <w:left w:val="single" w:sz="4" w:color="D9D9D9"/>
               <w:right w:val="single" w:sz="4" w:color="D9D9D9"/>
             </w:tcBorders>
             <w:shd w:fill="F1F5F7"/>
             <w:tcMar>
               <w:top w:w="85" w:type="dxa"/>
+              <w:left w:w="85" w:type="dxa"/>
               <w:bottom w:w="85" w:type="dxa"/>
-              <w:left w:w="85" w:type="dxa"/>
               <w:right w:w="85" w:type="dxa"/>
             </w:tcMar>
           </w:tcPr>
@@ -1873,15 +1873,15 @@
             <w:tcW w:type="dxa" w:w="2030"/>
             <w:tcBorders>
               <w:top w:val="single" w:sz="4" w:color="D9D9D9"/>
+              <w:left w:val="single" w:sz="4" w:color="D9D9D9"/>
               <w:bottom w:val="single" w:sz="4" w:color="D9D9D9"/>
-              <w:left w:val="single" w:sz="4" w:color="D9D9D9"/>
               <w:right w:val="single" w:sz="4" w:color="D9D9D9"/>
             </w:tcBorders>
             <w:shd w:fill="F1F5F7"/>
             <w:tcMar>
               <w:top w:w="85" w:type="dxa"/>
+              <w:left w:w="85" w:type="dxa"/>
               <w:bottom w:w="85" w:type="dxa"/>
-              <w:left w:w="85" w:type="dxa"/>
               <w:right w:w="85" w:type="dxa"/>
             </w:tcMar>
           </w:tcPr>
@@ -1904,15 +1904,15 @@
             <w:tcW w:type="dxa" w:w="2335"/>
             <w:tcBorders>
               <w:top w:val="single" w:sz="4" w:color="D9D9D9"/>
+              <w:left w:val="single" w:sz="4" w:color="D9D9D9"/>
               <w:bottom w:val="single" w:sz="4" w:color="D9D9D9"/>
-              <w:left w:val="single" w:sz="4" w:color="D9D9D9"/>
               <w:right w:val="single" w:sz="4" w:color="D9D9D9"/>
             </w:tcBorders>
             <w:shd w:fill="F1F5F7"/>
             <w:tcMar>
               <w:top w:w="85" w:type="dxa"/>
+              <w:left w:w="85" w:type="dxa"/>
               <w:bottom w:w="85" w:type="dxa"/>
-              <w:left w:w="85" w:type="dxa"/>
               <w:right w:w="85" w:type="dxa"/>
             </w:tcMar>
           </w:tcPr>
@@ -1935,15 +1935,15 @@
             <w:tcW w:type="dxa" w:w="2335"/>
             <w:tcBorders>
               <w:top w:val="single" w:sz="4" w:color="D9D9D9"/>
+              <w:left w:val="single" w:sz="4" w:color="D9D9D9"/>
               <w:bottom w:val="single" w:sz="4" w:color="D9D9D9"/>
-              <w:left w:val="single" w:sz="4" w:color="D9D9D9"/>
               <w:right w:val="single" w:sz="4" w:color="D9D9D9"/>
             </w:tcBorders>
             <w:shd w:fill="F1F5F7"/>
             <w:tcMar>
               <w:top w:w="85" w:type="dxa"/>
+              <w:left w:w="85" w:type="dxa"/>
               <w:bottom w:w="85" w:type="dxa"/>
-              <w:left w:w="85" w:type="dxa"/>
               <w:right w:w="85" w:type="dxa"/>
             </w:tcMar>
           </w:tcPr>
@@ -1968,15 +1968,15 @@
             <w:tcW w:type="dxa" w:w="3452"/>
             <w:tcBorders>
               <w:top w:val="single" w:sz="4" w:color="D9D9D9"/>
+              <w:left w:val="single" w:sz="4" w:color="D9D9D9"/>
               <w:bottom w:val="single" w:sz="4" w:color="D9D9D9"/>
-              <w:left w:val="single" w:sz="4" w:color="D9D9D9"/>
               <w:right w:val="single" w:sz="4" w:color="D9D9D9"/>
             </w:tcBorders>
             <w:shd w:fill="FFFFFF"/>
             <w:tcMar>
               <w:top w:w="85" w:type="dxa"/>
+              <w:left w:w="85" w:type="dxa"/>
               <w:bottom w:w="85" w:type="dxa"/>
-              <w:left w:w="85" w:type="dxa"/>
               <w:right w:w="85" w:type="dxa"/>
             </w:tcMar>
           </w:tcPr>
@@ -1999,15 +1999,15 @@
             <w:tcW w:type="dxa" w:w="2030"/>
             <w:tcBorders>
               <w:top w:val="single" w:sz="4" w:color="D9D9D9"/>
+              <w:left w:val="single" w:sz="4" w:color="D9D9D9"/>
               <w:bottom w:val="single" w:sz="4" w:color="D9D9D9"/>
-              <w:left w:val="single" w:sz="4" w:color="D9D9D9"/>
               <w:right w:val="single" w:sz="4" w:color="D9D9D9"/>
             </w:tcBorders>
             <w:shd w:fill="FFFFFF"/>
             <w:tcMar>
               <w:top w:w="85" w:type="dxa"/>
+              <w:left w:w="85" w:type="dxa"/>
               <w:bottom w:w="85" w:type="dxa"/>
-              <w:left w:w="85" w:type="dxa"/>
               <w:right w:w="85" w:type="dxa"/>
             </w:tcMar>
           </w:tcPr>
@@ -2030,15 +2030,15 @@
             <w:tcW w:type="dxa" w:w="2335"/>
             <w:tcBorders>
               <w:top w:val="single" w:sz="4" w:color="D9D9D9"/>
+              <w:left w:val="single" w:sz="4" w:color="D9D9D9"/>
               <w:bottom w:val="single" w:sz="4" w:color="D9D9D9"/>
-              <w:left w:val="single" w:sz="4" w:color="D9D9D9"/>
               <w:right w:val="single" w:sz="4" w:color="D9D9D9"/>
             </w:tcBorders>
             <w:shd w:fill="FFFFFF"/>
             <w:tcMar>
               <w:top w:w="85" w:type="dxa"/>
+              <w:left w:w="85" w:type="dxa"/>
               <w:bottom w:w="85" w:type="dxa"/>
-              <w:left w:w="85" w:type="dxa"/>
               <w:right w:w="85" w:type="dxa"/>
             </w:tcMar>
           </w:tcPr>
@@ -2061,15 +2061,15 @@
             <w:tcW w:type="dxa" w:w="2335"/>
             <w:tcBorders>
               <w:top w:val="single" w:sz="4" w:color="D9D9D9"/>
+              <w:left w:val="single" w:sz="4" w:color="D9D9D9"/>
               <w:bottom w:val="single" w:sz="4" w:color="D9D9D9"/>
-              <w:left w:val="single" w:sz="4" w:color="D9D9D9"/>
               <w:right w:val="single" w:sz="4" w:color="D9D9D9"/>
             </w:tcBorders>
             <w:shd w:fill="FFFFFF"/>
             <w:tcMar>
               <w:top w:w="85" w:type="dxa"/>
+              <w:left w:w="85" w:type="dxa"/>
               <w:bottom w:w="85" w:type="dxa"/>
-              <w:left w:w="85" w:type="dxa"/>
               <w:right w:w="85" w:type="dxa"/>
             </w:tcMar>
           </w:tcPr>
@@ -2094,15 +2094,15 @@
             <w:tcW w:type="dxa" w:w="3452"/>
             <w:tcBorders>
               <w:top w:val="single" w:sz="4" w:color="D9D9D9"/>
+              <w:left w:val="single" w:sz="4" w:color="D9D9D9"/>
               <w:bottom w:val="single" w:sz="4" w:color="D9D9D9"/>
-              <w:left w:val="single" w:sz="4" w:color="D9D9D9"/>
               <w:right w:val="single" w:sz="4" w:color="D9D9D9"/>
             </w:tcBorders>
             <w:shd w:fill="F1F5F7"/>
             <w:tcMar>
               <w:top w:w="85" w:type="dxa"/>
+              <w:left w:w="85" w:type="dxa"/>
               <w:bottom w:w="85" w:type="dxa"/>
-              <w:left w:w="85" w:type="dxa"/>
               <w:right w:w="85" w:type="dxa"/>
             </w:tcMar>
           </w:tcPr>
@@ -2125,15 +2125,15 @@
             <w:tcW w:type="dxa" w:w="2030"/>
             <w:tcBorders>
               <w:top w:val="single" w:sz="4" w:color="D9D9D9"/>
+              <w:left w:val="single" w:sz="4" w:color="D9D9D9"/>
               <w:bottom w:val="single" w:sz="4" w:color="D9D9D9"/>
-              <w:left w:val="single" w:sz="4" w:color="D9D9D9"/>
               <w:right w:val="single" w:sz="4" w:color="D9D9D9"/>
             </w:tcBorders>
             <w:shd w:fill="F1F5F7"/>
             <w:tcMar>
               <w:top w:w="85" w:type="dxa"/>
+              <w:left w:w="85" w:type="dxa"/>
               <w:bottom w:w="85" w:type="dxa"/>
-              <w:left w:w="85" w:type="dxa"/>
               <w:right w:w="85" w:type="dxa"/>
             </w:tcMar>
           </w:tcPr>
@@ -2156,15 +2156,15 @@
             <w:tcW w:type="dxa" w:w="2335"/>
             <w:tcBorders>
               <w:top w:val="single" w:sz="4" w:color="D9D9D9"/>
+              <w:left w:val="single" w:sz="4" w:color="D9D9D9"/>
               <w:bottom w:val="single" w:sz="4" w:color="D9D9D9"/>
-              <w:left w:val="single" w:sz="4" w:color="D9D9D9"/>
               <w:right w:val="single" w:sz="4" w:color="D9D9D9"/>
             </w:tcBorders>
             <w:shd w:fill="F1F5F7"/>
             <w:tcMar>
               <w:top w:w="85" w:type="dxa"/>
+              <w:left w:w="85" w:type="dxa"/>
               <w:bottom w:w="85" w:type="dxa"/>
-              <w:left w:w="85" w:type="dxa"/>
               <w:right w:w="85" w:type="dxa"/>
             </w:tcMar>
           </w:tcPr>
@@ -2187,15 +2187,15 @@
             <w:tcW w:type="dxa" w:w="2335"/>
             <w:tcBorders>
               <w:top w:val="single" w:sz="4" w:color="D9D9D9"/>
+              <w:left w:val="single" w:sz="4" w:color="D9D9D9"/>
               <w:bottom w:val="single" w:sz="4" w:color="D9D9D9"/>
-              <w:left w:val="single" w:sz="4" w:color="D9D9D9"/>
               <w:right w:val="single" w:sz="4" w:color="D9D9D9"/>
             </w:tcBorders>
             <w:shd w:fill="F1F5F7"/>
             <w:tcMar>
               <w:top w:w="85" w:type="dxa"/>
+              <w:left w:w="85" w:type="dxa"/>
               <w:bottom w:w="85" w:type="dxa"/>
-              <w:left w:w="85" w:type="dxa"/>
               <w:right w:w="85" w:type="dxa"/>
             </w:tcMar>
           </w:tcPr>
@@ -2220,15 +2220,15 @@
             <w:tcW w:type="dxa" w:w="3452"/>
             <w:tcBorders>
               <w:top w:val="single" w:sz="4" w:color="D9D9D9"/>
+              <w:left w:val="single" w:sz="4" w:color="D9D9D9"/>
               <w:bottom w:val="single" w:sz="4" w:color="D9D9D9"/>
-              <w:left w:val="single" w:sz="4" w:color="D9D9D9"/>
               <w:right w:val="single" w:sz="4" w:color="D9D9D9"/>
             </w:tcBorders>
             <w:shd w:fill="FFFFFF"/>
             <w:tcMar>
               <w:top w:w="85" w:type="dxa"/>
+              <w:left w:w="85" w:type="dxa"/>
               <w:bottom w:w="85" w:type="dxa"/>
-              <w:left w:w="85" w:type="dxa"/>
               <w:right w:w="85" w:type="dxa"/>
             </w:tcMar>
           </w:tcPr>
@@ -2251,15 +2251,15 @@
             <w:tcW w:type="dxa" w:w="2030"/>
             <w:tcBorders>
               <w:top w:val="single" w:sz="4" w:color="D9D9D9"/>
+              <w:left w:val="single" w:sz="4" w:color="D9D9D9"/>
               <w:bottom w:val="single" w:sz="4" w:color="D9D9D9"/>
-              <w:left w:val="single" w:sz="4" w:color="D9D9D9"/>
               <w:right w:val="single" w:sz="4" w:color="D9D9D9"/>
             </w:tcBorders>
             <w:shd w:fill="FFFFFF"/>
             <w:tcMar>
               <w:top w:w="85" w:type="dxa"/>
+              <w:left w:w="85" w:type="dxa"/>
               <w:bottom w:w="85" w:type="dxa"/>
-              <w:left w:w="85" w:type="dxa"/>
               <w:right w:w="85" w:type="dxa"/>
             </w:tcMar>
           </w:tcPr>
@@ -2281,15 +2281,15 @@
             <w:tcW w:type="dxa" w:w="2335"/>
             <w:tcBorders>
               <w:top w:val="single" w:sz="4" w:color="D9D9D9"/>
+              <w:left w:val="single" w:sz="4" w:color="D9D9D9"/>
               <w:bottom w:val="single" w:sz="4" w:color="D9D9D9"/>
-              <w:left w:val="single" w:sz="4" w:color="D9D9D9"/>
               <w:right w:val="single" w:sz="4" w:color="D9D9D9"/>
             </w:tcBorders>
             <w:shd w:fill="FFFFFF"/>
             <w:tcMar>
               <w:top w:w="85" w:type="dxa"/>
+              <w:left w:w="85" w:type="dxa"/>
               <w:bottom w:w="85" w:type="dxa"/>
-              <w:left w:w="85" w:type="dxa"/>
               <w:right w:w="85" w:type="dxa"/>
             </w:tcMar>
           </w:tcPr>
@@ -2312,15 +2312,15 @@
             <w:tcW w:type="dxa" w:w="2335"/>
             <w:tcBorders>
               <w:top w:val="single" w:sz="4" w:color="D9D9D9"/>
+              <w:left w:val="single" w:sz="4" w:color="D9D9D9"/>
               <w:bottom w:val="single" w:sz="4" w:color="D9D9D9"/>
-              <w:left w:val="single" w:sz="4" w:color="D9D9D9"/>
               <w:right w:val="single" w:sz="4" w:color="D9D9D9"/>
             </w:tcBorders>
             <w:shd w:fill="FFFFFF"/>
             <w:tcMar>
               <w:top w:w="85" w:type="dxa"/>
+              <w:left w:w="85" w:type="dxa"/>
               <w:bottom w:w="85" w:type="dxa"/>
-              <w:left w:w="85" w:type="dxa"/>
               <w:right w:w="85" w:type="dxa"/>
             </w:tcMar>
           </w:tcPr>
@@ -2345,15 +2345,15 @@
             <w:tcW w:type="dxa" w:w="3452"/>
             <w:tcBorders>
               <w:top w:val="single" w:sz="4" w:color="D9D9D9"/>
+              <w:left w:val="single" w:sz="4" w:color="D9D9D9"/>
               <w:bottom w:val="single" w:sz="4" w:color="D9D9D9"/>
-              <w:left w:val="single" w:sz="4" w:color="D9D9D9"/>
               <w:right w:val="single" w:sz="4" w:color="D9D9D9"/>
             </w:tcBorders>
             <w:shd w:fill="F1F5F7"/>
             <w:tcMar>
               <w:top w:w="85" w:type="dxa"/>
+              <w:left w:w="85" w:type="dxa"/>
               <w:bottom w:w="85" w:type="dxa"/>
-              <w:left w:w="85" w:type="dxa"/>
               <w:right w:w="85" w:type="dxa"/>
             </w:tcMar>
           </w:tcPr>
@@ -2376,15 +2376,15 @@
             <w:tcW w:type="dxa" w:w="2030"/>
             <w:tcBorders>
               <w:top w:val="single" w:sz="4" w:color="D9D9D9"/>
+              <w:left w:val="single" w:sz="4" w:color="D9D9D9"/>
               <w:bottom w:val="single" w:sz="4" w:color="D9D9D9"/>
-              <w:left w:val="single" w:sz="4" w:color="D9D9D9"/>
               <w:right w:val="single" w:sz="4" w:color="D9D9D9"/>
             </w:tcBorders>
             <w:shd w:fill="F1F5F7"/>
             <w:tcMar>
               <w:top w:w="85" w:type="dxa"/>
+              <w:left w:w="85" w:type="dxa"/>
               <w:bottom w:w="85" w:type="dxa"/>
-              <w:left w:w="85" w:type="dxa"/>
               <w:right w:w="85" w:type="dxa"/>
             </w:tcMar>
           </w:tcPr>
@@ -2406,15 +2406,15 @@
             <w:tcW w:type="dxa" w:w="2335"/>
             <w:tcBorders>
               <w:top w:val="single" w:sz="4" w:color="D9D9D9"/>
+              <w:left w:val="single" w:sz="4" w:color="D9D9D9"/>
               <w:bottom w:val="single" w:sz="4" w:color="D9D9D9"/>
-              <w:left w:val="single" w:sz="4" w:color="D9D9D9"/>
               <w:right w:val="single" w:sz="4" w:color="D9D9D9"/>
             </w:tcBorders>
             <w:shd w:fill="F1F5F7"/>
             <w:tcMar>
               <w:top w:w="85" w:type="dxa"/>
+              <w:left w:w="85" w:type="dxa"/>
               <w:bottom w:w="85" w:type="dxa"/>
-              <w:left w:w="85" w:type="dxa"/>
               <w:right w:w="85" w:type="dxa"/>
             </w:tcMar>
           </w:tcPr>
@@ -2437,15 +2437,15 @@
             <w:tcW w:type="dxa" w:w="2335"/>
             <w:tcBorders>
               <w:top w:val="single" w:sz="4" w:color="D9D9D9"/>
+              <w:left w:val="single" w:sz="4" w:color="D9D9D9"/>
               <w:bottom w:val="single" w:sz="4" w:color="D9D9D9"/>
-              <w:left w:val="single" w:sz="4" w:color="D9D9D9"/>
               <w:right w:val="single" w:sz="4" w:color="D9D9D9"/>
             </w:tcBorders>
             <w:shd w:fill="F1F5F7"/>
             <w:tcMar>
               <w:top w:w="85" w:type="dxa"/>
+              <w:left w:w="85" w:type="dxa"/>
               <w:bottom w:w="85" w:type="dxa"/>
-              <w:left w:w="85" w:type="dxa"/>
               <w:right w:w="85" w:type="dxa"/>
             </w:tcMar>
           </w:tcPr>
@@ -2470,15 +2470,15 @@
             <w:tcW w:type="dxa" w:w="3452"/>
             <w:tcBorders>
               <w:top w:val="single" w:sz="4" w:color="D9D9D9"/>
+              <w:left w:val="single" w:sz="4" w:color="D9D9D9"/>
               <w:bottom w:val="single" w:sz="4" w:color="D9D9D9"/>
-              <w:left w:val="single" w:sz="4" w:color="D9D9D9"/>
               <w:right w:val="single" w:sz="4" w:color="D9D9D9"/>
             </w:tcBorders>
             <w:shd w:fill="FFFFFF"/>
             <w:tcMar>
               <w:top w:w="85" w:type="dxa"/>
+              <w:left w:w="85" w:type="dxa"/>
               <w:bottom w:w="85" w:type="dxa"/>
-              <w:left w:w="85" w:type="dxa"/>
               <w:right w:w="85" w:type="dxa"/>
             </w:tcMar>
           </w:tcPr>
@@ -2501,15 +2501,15 @@
             <w:tcW w:type="dxa" w:w="2030"/>
             <w:tcBorders>
               <w:top w:val="single" w:sz="4" w:color="D9D9D9"/>
+              <w:left w:val="single" w:sz="4" w:color="D9D9D9"/>
               <w:bottom w:val="single" w:sz="4" w:color="D9D9D9"/>
-              <w:left w:val="single" w:sz="4" w:color="D9D9D9"/>
               <w:right w:val="single" w:sz="4" w:color="D9D9D9"/>
             </w:tcBorders>
             <w:shd w:fill="FFFFFF"/>
             <w:tcMar>
               <w:top w:w="85" w:type="dxa"/>
+              <w:left w:w="85" w:type="dxa"/>
               <w:bottom w:w="85" w:type="dxa"/>
-              <w:left w:w="85" w:type="dxa"/>
               <w:right w:w="85" w:type="dxa"/>
             </w:tcMar>
           </w:tcPr>
@@ -2531,15 +2531,15 @@
             <w:tcW w:type="dxa" w:w="2335"/>
             <w:tcBorders>
               <w:top w:val="single" w:sz="4" w:color="D9D9D9"/>
+              <w:left w:val="single" w:sz="4" w:color="D9D9D9"/>
               <w:bottom w:val="single" w:sz="4" w:color="D9D9D9"/>
-              <w:left w:val="single" w:sz="4" w:color="D9D9D9"/>
               <w:right w:val="single" w:sz="4" w:color="D9D9D9"/>
             </w:tcBorders>
             <w:shd w:fill="FFFFFF"/>
             <w:tcMar>
               <w:top w:w="85" w:type="dxa"/>
+              <w:left w:w="85" w:type="dxa"/>
               <w:bottom w:w="85" w:type="dxa"/>
-              <w:left w:w="85" w:type="dxa"/>
               <w:right w:w="85" w:type="dxa"/>
             </w:tcMar>
           </w:tcPr>
@@ -2562,15 +2562,15 @@
             <w:tcW w:type="dxa" w:w="2335"/>
             <w:tcBorders>
               <w:top w:val="single" w:sz="4" w:color="D9D9D9"/>
+              <w:left w:val="single" w:sz="4" w:color="D9D9D9"/>
               <w:bottom w:val="single" w:sz="4" w:color="D9D9D9"/>
-              <w:left w:val="single" w:sz="4" w:color="D9D9D9"/>
               <w:right w:val="single" w:sz="4" w:color="D9D9D9"/>
             </w:tcBorders>
             <w:shd w:fill="FFFFFF"/>
             <w:tcMar>
               <w:top w:w="85" w:type="dxa"/>
+              <w:left w:w="85" w:type="dxa"/>
               <w:bottom w:w="85" w:type="dxa"/>
-              <w:left w:w="85" w:type="dxa"/>
               <w:right w:w="85" w:type="dxa"/>
             </w:tcMar>
           </w:tcPr>
@@ -2640,15 +2640,15 @@
             <w:tcW w:type="dxa" w:w="2233"/>
             <w:tcBorders>
               <w:top w:val="single" w:sz="4" w:color="D9D9D9"/>
+              <w:left w:val="single" w:sz="4" w:color="D9D9D9"/>
               <w:bottom w:val="single" w:sz="4" w:color="D9D9D9"/>
-              <w:left w:val="single" w:sz="4" w:color="D9D9D9"/>
               <w:right w:val="single" w:sz="4" w:color="D9D9D9"/>
             </w:tcBorders>
             <w:shd w:fill="142D40"/>
             <w:tcMar>
               <w:top w:w="85" w:type="dxa"/>
+              <w:left w:w="85" w:type="dxa"/>
               <w:bottom w:w="85" w:type="dxa"/>
-              <w:left w:w="85" w:type="dxa"/>
               <w:right w:w="85" w:type="dxa"/>
             </w:tcMar>
           </w:tcPr>
@@ -2671,15 +2671,15 @@
             <w:tcW w:type="dxa" w:w="2640"/>
             <w:tcBorders>
               <w:top w:val="single" w:sz="4" w:color="D9D9D9"/>
+              <w:left w:val="single" w:sz="4" w:color="D9D9D9"/>
               <w:bottom w:val="single" w:sz="4" w:color="D9D9D9"/>
-              <w:left w:val="single" w:sz="4" w:color="D9D9D9"/>
               <w:right w:val="single" w:sz="4" w:color="D9D9D9"/>
             </w:tcBorders>
             <w:shd w:fill="142D40"/>
             <w:tcMar>
               <w:top w:w="85" w:type="dxa"/>
+              <w:left w:w="85" w:type="dxa"/>
               <w:bottom w:w="85" w:type="dxa"/>
-              <w:left w:w="85" w:type="dxa"/>
               <w:right w:w="85" w:type="dxa"/>
             </w:tcMar>
           </w:tcPr>
@@ -2702,15 +2702,15 @@
             <w:tcW w:type="dxa" w:w="5279"/>
             <w:tcBorders>
               <w:top w:val="single" w:sz="4" w:color="D9D9D9"/>
+              <w:left w:val="single" w:sz="4" w:color="D9D9D9"/>
               <w:bottom w:val="single" w:sz="4" w:color="D9D9D9"/>
-              <w:left w:val="single" w:sz="4" w:color="D9D9D9"/>
               <w:right w:val="single" w:sz="4" w:color="D9D9D9"/>
             </w:tcBorders>
             <w:shd w:fill="142D40"/>
             <w:tcMar>
               <w:top w:w="85" w:type="dxa"/>
+              <w:left w:w="85" w:type="dxa"/>
               <w:bottom w:w="85" w:type="dxa"/>
-              <w:left w:w="85" w:type="dxa"/>
               <w:right w:w="85" w:type="dxa"/>
             </w:tcMar>
           </w:tcPr>
@@ -2735,15 +2735,15 @@
             <w:tcW w:type="dxa" w:w="2233"/>
             <w:tcBorders>
               <w:top w:val="single" w:sz="4" w:color="D9D9D9"/>
+              <w:left w:val="single" w:sz="4" w:color="D9D9D9"/>
               <w:bottom w:val="single" w:sz="4" w:color="D9D9D9"/>
-              <w:left w:val="single" w:sz="4" w:color="D9D9D9"/>
               <w:right w:val="single" w:sz="4" w:color="D9D9D9"/>
             </w:tcBorders>
             <w:shd w:fill="FFFFFF"/>
             <w:tcMar>
               <w:top w:w="85" w:type="dxa"/>
+              <w:left w:w="85" w:type="dxa"/>
               <w:bottom w:w="85" w:type="dxa"/>
-              <w:left w:w="85" w:type="dxa"/>
               <w:right w:w="85" w:type="dxa"/>
             </w:tcMar>
           </w:tcPr>
@@ -2766,15 +2766,15 @@
             <w:tcW w:type="dxa" w:w="2640"/>
             <w:tcBorders>
               <w:top w:val="single" w:sz="4" w:color="D9D9D9"/>
+              <w:left w:val="single" w:sz="4" w:color="D9D9D9"/>
               <w:bottom w:val="single" w:sz="4" w:color="D9D9D9"/>
-              <w:left w:val="single" w:sz="4" w:color="D9D9D9"/>
               <w:right w:val="single" w:sz="4" w:color="D9D9D9"/>
             </w:tcBorders>
             <w:shd w:fill="FFFFFF"/>
             <w:tcMar>
               <w:top w:w="85" w:type="dxa"/>
+              <w:left w:w="85" w:type="dxa"/>
               <w:bottom w:w="85" w:type="dxa"/>
-              <w:left w:w="85" w:type="dxa"/>
               <w:right w:w="85" w:type="dxa"/>
             </w:tcMar>
           </w:tcPr>
@@ -2797,15 +2797,15 @@
             <w:tcW w:type="dxa" w:w="5279"/>
             <w:tcBorders>
               <w:top w:val="single" w:sz="4" w:color="D9D9D9"/>
+              <w:left w:val="single" w:sz="4" w:color="D9D9D9"/>
               <w:bottom w:val="single" w:sz="4" w:color="D9D9D9"/>
-              <w:left w:val="single" w:sz="4" w:color="D9D9D9"/>
               <w:right w:val="single" w:sz="4" w:color="D9D9D9"/>
             </w:tcBorders>
             <w:shd w:fill="FFFFFF"/>
             <w:tcMar>
               <w:top w:w="85" w:type="dxa"/>
+              <w:left w:w="85" w:type="dxa"/>
               <w:bottom w:w="85" w:type="dxa"/>
-              <w:left w:w="85" w:type="dxa"/>
               <w:right w:w="85" w:type="dxa"/>
             </w:tcMar>
           </w:tcPr>
@@ -2830,15 +2830,15 @@
             <w:tcW w:type="dxa" w:w="2233"/>
             <w:tcBorders>
               <w:top w:val="single" w:sz="4" w:color="D9D9D9"/>
+              <w:left w:val="single" w:sz="4" w:color="D9D9D9"/>
               <w:bottom w:val="single" w:sz="4" w:color="D9D9D9"/>
-              <w:left w:val="single" w:sz="4" w:color="D9D9D9"/>
               <w:right w:val="single" w:sz="4" w:color="D9D9D9"/>
             </w:tcBorders>
             <w:shd w:fill="F1F5F7"/>
             <w:tcMar>
               <w:top w:w="85" w:type="dxa"/>
+              <w:left w:w="85" w:type="dxa"/>
               <w:bottom w:w="85" w:type="dxa"/>
-              <w:left w:w="85" w:type="dxa"/>
               <w:right w:w="85" w:type="dxa"/>
             </w:tcMar>
           </w:tcPr>
@@ -2861,15 +2861,15 @@
             <w:tcW w:type="dxa" w:w="2640"/>
             <w:tcBorders>
               <w:top w:val="single" w:sz="4" w:color="D9D9D9"/>
+              <w:left w:val="single" w:sz="4" w:color="D9D9D9"/>
               <w:bottom w:val="single" w:sz="4" w:color="D9D9D9"/>
-              <w:left w:val="single" w:sz="4" w:color="D9D9D9"/>
               <w:right w:val="single" w:sz="4" w:color="D9D9D9"/>
             </w:tcBorders>
             <w:shd w:fill="F1F5F7"/>
             <w:tcMar>
               <w:top w:w="85" w:type="dxa"/>
+              <w:left w:w="85" w:type="dxa"/>
               <w:bottom w:w="85" w:type="dxa"/>
-              <w:left w:w="85" w:type="dxa"/>
               <w:right w:w="85" w:type="dxa"/>
             </w:tcMar>
           </w:tcPr>
@@ -2892,15 +2892,15 @@
             <w:tcW w:type="dxa" w:w="5279"/>
             <w:tcBorders>
               <w:top w:val="single" w:sz="4" w:color="D9D9D9"/>
+              <w:left w:val="single" w:sz="4" w:color="D9D9D9"/>
               <w:bottom w:val="single" w:sz="4" w:color="D9D9D9"/>
-              <w:left w:val="single" w:sz="4" w:color="D9D9D9"/>
               <w:right w:val="single" w:sz="4" w:color="D9D9D9"/>
             </w:tcBorders>
             <w:shd w:fill="F1F5F7"/>
             <w:tcMar>
               <w:top w:w="85" w:type="dxa"/>
+              <w:left w:w="85" w:type="dxa"/>
               <w:bottom w:w="85" w:type="dxa"/>
-              <w:left w:w="85" w:type="dxa"/>
               <w:right w:w="85" w:type="dxa"/>
             </w:tcMar>
           </w:tcPr>
@@ -2925,15 +2925,15 @@
             <w:tcW w:type="dxa" w:w="2233"/>
             <w:tcBorders>
               <w:top w:val="single" w:sz="4" w:color="D9D9D9"/>
+              <w:left w:val="single" w:sz="4" w:color="D9D9D9"/>
               <w:bottom w:val="single" w:sz="4" w:color="D9D9D9"/>
-              <w:left w:val="single" w:sz="4" w:color="D9D9D9"/>
               <w:right w:val="single" w:sz="4" w:color="D9D9D9"/>
             </w:tcBorders>
             <w:shd w:fill="FFFFFF"/>
             <w:tcMar>
               <w:top w:w="85" w:type="dxa"/>
+              <w:left w:w="85" w:type="dxa"/>
               <w:bottom w:w="85" w:type="dxa"/>
-              <w:left w:w="85" w:type="dxa"/>
               <w:right w:w="85" w:type="dxa"/>
             </w:tcMar>
           </w:tcPr>
@@ -2956,15 +2956,15 @@
             <w:tcW w:type="dxa" w:w="2640"/>
             <w:tcBorders>
               <w:top w:val="single" w:sz="4" w:color="D9D9D9"/>
+              <w:left w:val="single" w:sz="4" w:color="D9D9D9"/>
               <w:bottom w:val="single" w:sz="4" w:color="D9D9D9"/>
-              <w:left w:val="single" w:sz="4" w:color="D9D9D9"/>
               <w:right w:val="single" w:sz="4" w:color="D9D9D9"/>
             </w:tcBorders>
             <w:shd w:fill="FFFFFF"/>
             <w:tcMar>
               <w:top w:w="85" w:type="dxa"/>
+              <w:left w:w="85" w:type="dxa"/>
               <w:bottom w:w="85" w:type="dxa"/>
-              <w:left w:w="85" w:type="dxa"/>
               <w:right w:w="85" w:type="dxa"/>
             </w:tcMar>
           </w:tcPr>
@@ -2987,15 +2987,15 @@
             <w:tcW w:type="dxa" w:w="5279"/>
             <w:tcBorders>
               <w:top w:val="single" w:sz="4" w:color="D9D9D9"/>
+              <w:left w:val="single" w:sz="4" w:color="D9D9D9"/>
               <w:bottom w:val="single" w:sz="4" w:color="D9D9D9"/>
-              <w:left w:val="single" w:sz="4" w:color="D9D9D9"/>
               <w:right w:val="single" w:sz="4" w:color="D9D9D9"/>
             </w:tcBorders>
             <w:shd w:fill="FFFFFF"/>
             <w:tcMar>
               <w:top w:w="85" w:type="dxa"/>
+              <w:left w:w="85" w:type="dxa"/>
               <w:bottom w:w="85" w:type="dxa"/>
-              <w:left w:w="85" w:type="dxa"/>
               <w:right w:w="85" w:type="dxa"/>
             </w:tcMar>
           </w:tcPr>
